--- a/internal_doc/05.测试设计/story/spark/Story-Spark_data_scheduler测试分析设计.docx
+++ b/internal_doc/05.测试设计/story/spark/Story-Spark_data_scheduler测试分析设计.docx
@@ -5078,7 +5078,7 @@
           <v:shape id="_x0000_i1025" type="#_x0000_t75" style="width:414.75pt;height:428.25pt" o:ole="">
             <v:imagedata r:id="rId12" o:title=""/>
           </v:shape>
-          <o:OLEObject Type="Embed" ProgID="Visio.Drawing.11" ShapeID="_x0000_i1025" DrawAspect="Content" ObjectID="_1550656622" r:id="rId13"/>
+          <o:OLEObject Type="Embed" ProgID="Visio.Drawing.11" ShapeID="_x0000_i1025" DrawAspect="Content" ObjectID="_1550670568" r:id="rId13"/>
         </w:object>
       </w:r>
     </w:p>
@@ -8486,7 +8486,26 @@
           <w:sz w:val="21"/>
           <w:szCs w:val="22"/>
         </w:rPr>
-        <w:t>：获取分区信息后集合执行切分</w:t>
+        <w:t>：获取分区信息后</w:t>
+      </w:r>
+      <w:commentRangeStart w:id="16"/>
+      <w:r>
+        <w:rPr>
+          <w:rFonts w:asciiTheme="minorHAnsi" w:eastAsiaTheme="minorEastAsia" w:hAnsiTheme="minorHAnsi" w:cstheme="minorBidi" w:hint="eastAsia"/>
+          <w:kern w:val="2"/>
+          <w:sz w:val="21"/>
+          <w:szCs w:val="22"/>
+        </w:rPr>
+        <w:t>集合执行切分</w:t>
+      </w:r>
+      <w:commentRangeEnd w:id="16"/>
+      <w:r>
+        <w:rPr>
+          <w:rStyle w:val="CommentReference"/>
+          <w:rFonts w:asciiTheme="minorHAnsi" w:eastAsiaTheme="minorEastAsia" w:hAnsiTheme="minorHAnsi" w:cstheme="minorBidi"/>
+          <w:kern w:val="2"/>
+        </w:rPr>
+        <w:commentReference w:id="16"/>
       </w:r>
     </w:p>
     <w:p>
@@ -8893,7 +8912,26 @@
           <w:sz w:val="21"/>
           <w:szCs w:val="22"/>
         </w:rPr>
-        <w:t>：元数据组节点异常（主备节点）</w:t>
+        <w:t>：元数据组节点异常</w:t>
+      </w:r>
+      <w:commentRangeStart w:id="17"/>
+      <w:r>
+        <w:rPr>
+          <w:rFonts w:asciiTheme="minorHAnsi" w:eastAsiaTheme="minorEastAsia" w:hAnsiTheme="minorHAnsi" w:cstheme="minorBidi" w:hint="eastAsia"/>
+          <w:kern w:val="2"/>
+          <w:sz w:val="21"/>
+          <w:szCs w:val="22"/>
+        </w:rPr>
+        <w:t>（主备节点）</w:t>
+      </w:r>
+      <w:commentRangeEnd w:id="17"/>
+      <w:r>
+        <w:rPr>
+          <w:rStyle w:val="CommentReference"/>
+          <w:rFonts w:asciiTheme="minorHAnsi" w:eastAsiaTheme="minorEastAsia" w:hAnsiTheme="minorHAnsi" w:cstheme="minorBidi"/>
+          <w:kern w:val="2"/>
+        </w:rPr>
+        <w:commentReference w:id="17"/>
       </w:r>
     </w:p>
     <w:p>
@@ -9113,12 +9151,20 @@
               <w:lastRenderedPageBreak/>
               <w:t>场景1-</w:t>
             </w:r>
+            <w:commentRangeStart w:id="18"/>
             <w:r>
               <w:rPr>
                 <w:rFonts w:asciiTheme="minorEastAsia" w:hAnsiTheme="minorEastAsia" w:hint="eastAsia"/>
                 <w:szCs w:val="21"/>
               </w:rPr>
               <w:t>spark端查询数据</w:t>
+            </w:r>
+            <w:commentRangeEnd w:id="18"/>
+            <w:r>
+              <w:rPr>
+                <w:rStyle w:val="CommentReference"/>
+              </w:rPr>
+              <w:commentReference w:id="18"/>
             </w:r>
           </w:p>
         </w:tc>
@@ -11530,6 +11576,7 @@
                 <w:szCs w:val="22"/>
               </w:rPr>
             </w:pPr>
+            <w:commentRangeStart w:id="19"/>
             <w:r>
               <w:rPr>
                 <w:rFonts w:asciiTheme="minorHAnsi" w:eastAsiaTheme="minorEastAsia" w:hAnsiTheme="minorHAnsi" w:cstheme="minorBidi" w:hint="eastAsia"/>
@@ -11538,6 +11585,15 @@
                 <w:szCs w:val="22"/>
               </w:rPr>
               <w:t>多个子表在相同组</w:t>
+            </w:r>
+            <w:commentRangeEnd w:id="19"/>
+            <w:r>
+              <w:rPr>
+                <w:rStyle w:val="CommentReference"/>
+                <w:rFonts w:asciiTheme="minorHAnsi" w:eastAsiaTheme="minorEastAsia" w:hAnsiTheme="minorHAnsi" w:cstheme="minorBidi"/>
+                <w:kern w:val="2"/>
+              </w:rPr>
+              <w:commentReference w:id="19"/>
             </w:r>
           </w:p>
           <w:p>
@@ -12397,7 +12453,16 @@
           <w:sz w:val="21"/>
           <w:szCs w:val="22"/>
         </w:rPr>
-        <w:t>TBCDS</w:t>
+        <w:t>TP</w:t>
+      </w:r>
+      <w:r>
+        <w:rPr>
+          <w:rFonts w:asciiTheme="minorHAnsi" w:eastAsiaTheme="minorEastAsia" w:hAnsiTheme="minorHAnsi" w:cstheme="minorBidi" w:hint="eastAsia"/>
+          <w:kern w:val="2"/>
+          <w:sz w:val="21"/>
+          <w:szCs w:val="22"/>
+        </w:rPr>
+        <w:t>CDS</w:t>
       </w:r>
       <w:r>
         <w:rPr>
@@ -12570,6 +12635,7 @@
           <w:szCs w:val="22"/>
         </w:rPr>
       </w:pPr>
+      <w:commentRangeStart w:id="20"/>
       <w:r>
         <w:rPr>
           <w:rFonts w:asciiTheme="minorHAnsi" w:eastAsiaTheme="minorEastAsia" w:hAnsiTheme="minorHAnsi" w:cstheme="minorBidi" w:hint="eastAsia"/>
@@ -12640,6 +12706,7 @@
           <w:tcPr>
             <w:tcW w:w="1598" w:type="dxa"/>
           </w:tcPr>
+          <w:commentRangeEnd w:id="20"/>
           <w:p>
             <w:pPr>
               <w:pStyle w:val="HTMLPreformatted"/>
@@ -12654,6 +12721,14 @@
                 <w:szCs w:val="22"/>
               </w:rPr>
             </w:pPr>
+            <w:r>
+              <w:rPr>
+                <w:rStyle w:val="CommentReference"/>
+                <w:rFonts w:asciiTheme="minorHAnsi" w:eastAsiaTheme="minorEastAsia" w:hAnsiTheme="minorHAnsi" w:cstheme="minorBidi"/>
+                <w:kern w:val="2"/>
+              </w:rPr>
+              <w:commentReference w:id="20"/>
+            </w:r>
             <w:r>
               <w:rPr>
                 <w:rFonts w:asciiTheme="minorHAnsi" w:eastAsiaTheme="minorEastAsia" w:hAnsiTheme="minorHAnsi" w:cstheme="minorBidi" w:hint="eastAsia"/>
@@ -13179,7 +13254,7 @@
           <w:rFonts w:ascii="Arial" w:hAnsi="Arial" w:cs="Arial"/>
         </w:rPr>
       </w:pPr>
-      <w:bookmarkStart w:id="16" w:name="_Toc452657776"/>
+      <w:bookmarkStart w:id="21" w:name="_Toc452657776"/>
       <w:r>
         <w:rPr>
           <w:rFonts w:ascii="Arial" w:hAnsi="Arial" w:cs="Arial"/>
@@ -13192,7 +13267,7 @@
         </w:rPr>
         <w:t>分析和设计</w:t>
       </w:r>
-      <w:bookmarkEnd w:id="16"/>
+      <w:bookmarkEnd w:id="21"/>
     </w:p>
     <w:p>
       <w:r>
@@ -13209,14 +13284,14 @@
           <w:rFonts w:ascii="Arial" w:hAnsi="Arial" w:cs="Arial"/>
         </w:rPr>
       </w:pPr>
-      <w:bookmarkStart w:id="17" w:name="_Toc452657777"/>
+      <w:bookmarkStart w:id="22" w:name="_Toc452657777"/>
       <w:r>
         <w:rPr>
           <w:rFonts w:ascii="Arial" w:hAnsi="Arial" w:cs="Arial"/>
         </w:rPr>
         <w:t>兼容性分析和设计</w:t>
       </w:r>
-      <w:bookmarkEnd w:id="17"/>
+      <w:bookmarkEnd w:id="22"/>
     </w:p>
     <w:p>
       <w:r>
@@ -13245,7 +13320,7 @@
           <w:rFonts w:ascii="Arial" w:hAnsi="Arial" w:cs="Arial"/>
         </w:rPr>
       </w:pPr>
-      <w:bookmarkStart w:id="18" w:name="_Toc452657778"/>
+      <w:bookmarkStart w:id="23" w:name="_Toc452657778"/>
       <w:r>
         <w:rPr>
           <w:rFonts w:ascii="Arial" w:hAnsi="Arial" w:cs="Arial"/>
@@ -13265,7 +13340,7 @@
         </w:rPr>
         <w:t>和特性交互分析和设计</w:t>
       </w:r>
-      <w:bookmarkEnd w:id="18"/>
+      <w:bookmarkEnd w:id="23"/>
     </w:p>
     <w:p>
       <w:r>
@@ -13282,14 +13357,14 @@
           <w:rFonts w:cs="Arial"/>
         </w:rPr>
       </w:pPr>
-      <w:bookmarkStart w:id="19" w:name="_Toc452657779"/>
+      <w:bookmarkStart w:id="24" w:name="_Toc452657779"/>
       <w:r>
         <w:rPr>
           <w:rFonts w:cs="Arial"/>
         </w:rPr>
         <w:t>自动化分析和设计</w:t>
       </w:r>
-      <w:bookmarkEnd w:id="19"/>
+      <w:bookmarkEnd w:id="24"/>
     </w:p>
     <w:p>
       <w:r>
@@ -13306,14 +13381,14 @@
           <w:rFonts w:cs="Arial"/>
         </w:rPr>
       </w:pPr>
-      <w:bookmarkStart w:id="20" w:name="_Toc452657780"/>
+      <w:bookmarkStart w:id="25" w:name="_Toc452657780"/>
       <w:r>
         <w:rPr>
           <w:rFonts w:cs="Arial"/>
         </w:rPr>
         <w:t>详细测试方法</w:t>
       </w:r>
-      <w:bookmarkEnd w:id="20"/>
+      <w:bookmarkEnd w:id="25"/>
     </w:p>
     <w:p>
       <w:pPr>
@@ -13322,14 +13397,14 @@
           <w:rFonts w:ascii="Arial" w:hAnsi="Arial" w:cs="Arial"/>
         </w:rPr>
       </w:pPr>
-      <w:bookmarkStart w:id="21" w:name="_Toc452657781"/>
+      <w:bookmarkStart w:id="26" w:name="_Toc452657781"/>
       <w:r>
         <w:rPr>
           <w:rFonts w:ascii="Arial" w:hAnsi="Arial" w:cs="Arial"/>
         </w:rPr>
         <w:t>详细设计</w:t>
       </w:r>
-      <w:bookmarkEnd w:id="21"/>
+      <w:bookmarkEnd w:id="26"/>
     </w:p>
     <w:p>
       <w:pPr>
@@ -13667,7 +13742,7 @@
               <w:adjustRightInd w:val="0"/>
               <w:spacing w:line="360" w:lineRule="auto"/>
               <w:rPr>
-                <w:rFonts w:asciiTheme="minorEastAsia" w:hAnsiTheme="minorEastAsia" w:hint="eastAsia"/>
+                <w:rFonts w:asciiTheme="minorEastAsia" w:hAnsiTheme="minorEastAsia"/>
                 <w:sz w:val="18"/>
                 <w:szCs w:val="18"/>
               </w:rPr>
@@ -13907,7 +13982,7 @@
               <w:adjustRightInd w:val="0"/>
               <w:spacing w:line="360" w:lineRule="auto"/>
               <w:rPr>
-                <w:rFonts w:asciiTheme="minorEastAsia" w:hAnsiTheme="minorEastAsia" w:hint="eastAsia"/>
+                <w:rFonts w:asciiTheme="minorEastAsia" w:hAnsiTheme="minorEastAsia"/>
                 <w:sz w:val="18"/>
                 <w:szCs w:val="18"/>
               </w:rPr>
@@ -14147,7 +14222,7 @@
               <w:adjustRightInd w:val="0"/>
               <w:spacing w:line="360" w:lineRule="auto"/>
               <w:rPr>
-                <w:rFonts w:asciiTheme="minorEastAsia" w:hAnsiTheme="minorEastAsia" w:hint="eastAsia"/>
+                <w:rFonts w:asciiTheme="minorEastAsia" w:hAnsiTheme="minorEastAsia"/>
                 <w:sz w:val="18"/>
                 <w:szCs w:val="18"/>
               </w:rPr>
@@ -14343,7 +14418,7 @@
               <w:adjustRightInd w:val="0"/>
               <w:spacing w:line="360" w:lineRule="auto"/>
               <w:rPr>
-                <w:rFonts w:asciiTheme="minorEastAsia" w:hAnsiTheme="minorEastAsia" w:hint="eastAsia"/>
+                <w:rFonts w:asciiTheme="minorEastAsia" w:hAnsiTheme="minorEastAsia"/>
                 <w:sz w:val="18"/>
                 <w:szCs w:val="18"/>
               </w:rPr>
@@ -17673,7 +17748,7 @@
               <w:adjustRightInd w:val="0"/>
               <w:spacing w:line="360" w:lineRule="auto"/>
               <w:rPr>
-                <w:rFonts w:asciiTheme="minorEastAsia" w:hAnsiTheme="minorEastAsia" w:hint="eastAsia"/>
+                <w:rFonts w:asciiTheme="minorEastAsia" w:hAnsiTheme="minorEastAsia"/>
                 <w:sz w:val="18"/>
                 <w:szCs w:val="18"/>
               </w:rPr>
@@ -18119,7 +18194,7 @@
               <w:adjustRightInd w:val="0"/>
               <w:spacing w:line="360" w:lineRule="auto"/>
               <w:rPr>
-                <w:rFonts w:asciiTheme="minorEastAsia" w:hAnsiTheme="minorEastAsia" w:hint="eastAsia"/>
+                <w:rFonts w:asciiTheme="minorEastAsia" w:hAnsiTheme="minorEastAsia"/>
                 <w:sz w:val="18"/>
                 <w:szCs w:val="18"/>
               </w:rPr>
@@ -18337,7 +18412,7 @@
               <w:adjustRightInd w:val="0"/>
               <w:spacing w:line="360" w:lineRule="auto"/>
               <w:rPr>
-                <w:rFonts w:asciiTheme="minorEastAsia" w:hAnsiTheme="minorEastAsia" w:hint="eastAsia"/>
+                <w:rFonts w:asciiTheme="minorEastAsia" w:hAnsiTheme="minorEastAsia"/>
                 <w:sz w:val="18"/>
                 <w:szCs w:val="18"/>
               </w:rPr>
@@ -18363,7 +18438,7 @@
               <w:adjustRightInd w:val="0"/>
               <w:spacing w:line="360" w:lineRule="auto"/>
               <w:rPr>
-                <w:rFonts w:asciiTheme="minorEastAsia" w:hAnsiTheme="minorEastAsia" w:hint="eastAsia"/>
+                <w:rFonts w:asciiTheme="minorEastAsia" w:hAnsiTheme="minorEastAsia"/>
                 <w:sz w:val="18"/>
                 <w:szCs w:val="18"/>
               </w:rPr>
@@ -19389,7 +19464,7 @@
               <w:adjustRightInd w:val="0"/>
               <w:spacing w:line="360" w:lineRule="auto"/>
               <w:rPr>
-                <w:rFonts w:asciiTheme="minorEastAsia" w:hAnsiTheme="minorEastAsia" w:hint="eastAsia"/>
+                <w:rFonts w:asciiTheme="minorEastAsia" w:hAnsiTheme="minorEastAsia"/>
                 <w:sz w:val="18"/>
                 <w:szCs w:val="18"/>
               </w:rPr>
@@ -19415,7 +19490,7 @@
               <w:adjustRightInd w:val="0"/>
               <w:spacing w:line="360" w:lineRule="auto"/>
               <w:rPr>
-                <w:rFonts w:asciiTheme="minorEastAsia" w:hAnsiTheme="minorEastAsia" w:hint="eastAsia"/>
+                <w:rFonts w:asciiTheme="minorEastAsia" w:hAnsiTheme="minorEastAsia"/>
                 <w:sz w:val="18"/>
                 <w:szCs w:val="18"/>
               </w:rPr>
@@ -19492,7 +19567,7 @@
               <w:adjustRightInd w:val="0"/>
               <w:spacing w:line="360" w:lineRule="auto"/>
               <w:rPr>
-                <w:rFonts w:asciiTheme="minorEastAsia" w:hAnsiTheme="minorEastAsia" w:hint="eastAsia"/>
+                <w:rFonts w:asciiTheme="minorEastAsia" w:hAnsiTheme="minorEastAsia"/>
                 <w:sz w:val="18"/>
                 <w:szCs w:val="18"/>
               </w:rPr>
@@ -19660,7 +19735,7 @@
               <w:adjustRightInd w:val="0"/>
               <w:spacing w:line="360" w:lineRule="auto"/>
               <w:rPr>
-                <w:rFonts w:asciiTheme="minorEastAsia" w:hAnsiTheme="minorEastAsia" w:hint="eastAsia"/>
+                <w:rFonts w:asciiTheme="minorEastAsia" w:hAnsiTheme="minorEastAsia"/>
                 <w:sz w:val="18"/>
                 <w:szCs w:val="18"/>
               </w:rPr>
@@ -19729,7 +19804,7 @@
               <w:adjustRightInd w:val="0"/>
               <w:spacing w:line="360" w:lineRule="auto"/>
               <w:rPr>
-                <w:rFonts w:asciiTheme="minorEastAsia" w:hAnsiTheme="minorEastAsia" w:hint="eastAsia"/>
+                <w:rFonts w:asciiTheme="minorEastAsia" w:hAnsiTheme="minorEastAsia"/>
                 <w:sz w:val="18"/>
                 <w:szCs w:val="18"/>
               </w:rPr>
@@ -19897,7 +19972,7 @@
               <w:adjustRightInd w:val="0"/>
               <w:spacing w:line="360" w:lineRule="auto"/>
               <w:rPr>
-                <w:rFonts w:asciiTheme="minorEastAsia" w:hAnsiTheme="minorEastAsia" w:hint="eastAsia"/>
+                <w:rFonts w:asciiTheme="minorEastAsia" w:hAnsiTheme="minorEastAsia"/>
                 <w:sz w:val="18"/>
                 <w:szCs w:val="18"/>
               </w:rPr>
@@ -19983,7 +20058,7 @@
               <w:adjustRightInd w:val="0"/>
               <w:spacing w:line="360" w:lineRule="auto"/>
               <w:rPr>
-                <w:rFonts w:asciiTheme="minorEastAsia" w:hAnsiTheme="minorEastAsia" w:hint="eastAsia"/>
+                <w:rFonts w:asciiTheme="minorEastAsia" w:hAnsiTheme="minorEastAsia"/>
                 <w:sz w:val="18"/>
                 <w:szCs w:val="18"/>
               </w:rPr>
@@ -20192,7 +20267,7 @@
               <w:adjustRightInd w:val="0"/>
               <w:spacing w:line="360" w:lineRule="auto"/>
               <w:rPr>
-                <w:rFonts w:asciiTheme="minorEastAsia" w:hAnsiTheme="minorEastAsia" w:hint="eastAsia"/>
+                <w:rFonts w:asciiTheme="minorEastAsia" w:hAnsiTheme="minorEastAsia"/>
                 <w:sz w:val="18"/>
                 <w:szCs w:val="18"/>
               </w:rPr>
@@ -20333,7 +20408,7 @@
               <w:adjustRightInd w:val="0"/>
               <w:spacing w:line="360" w:lineRule="auto"/>
               <w:rPr>
-                <w:rFonts w:asciiTheme="minorEastAsia" w:hAnsiTheme="minorEastAsia" w:hint="eastAsia"/>
+                <w:rFonts w:asciiTheme="minorEastAsia" w:hAnsiTheme="minorEastAsia"/>
                 <w:sz w:val="18"/>
                 <w:szCs w:val="18"/>
               </w:rPr>
@@ -20359,7 +20434,7 @@
               <w:adjustRightInd w:val="0"/>
               <w:spacing w:line="360" w:lineRule="auto"/>
               <w:rPr>
-                <w:rFonts w:asciiTheme="minorEastAsia" w:hAnsiTheme="minorEastAsia" w:hint="eastAsia"/>
+                <w:rFonts w:asciiTheme="minorEastAsia" w:hAnsiTheme="minorEastAsia"/>
                 <w:sz w:val="18"/>
                 <w:szCs w:val="18"/>
               </w:rPr>
@@ -20440,7 +20515,7 @@
               <w:adjustRightInd w:val="0"/>
               <w:spacing w:line="360" w:lineRule="auto"/>
               <w:rPr>
-                <w:rFonts w:asciiTheme="minorEastAsia" w:hAnsiTheme="minorEastAsia" w:hint="eastAsia"/>
+                <w:rFonts w:asciiTheme="minorEastAsia" w:hAnsiTheme="minorEastAsia"/>
                 <w:sz w:val="18"/>
                 <w:szCs w:val="18"/>
               </w:rPr>
@@ -20661,7 +20736,7 @@
               <w:adjustRightInd w:val="0"/>
               <w:spacing w:line="360" w:lineRule="auto"/>
               <w:rPr>
-                <w:rFonts w:asciiTheme="minorEastAsia" w:hAnsiTheme="minorEastAsia" w:hint="eastAsia"/>
+                <w:rFonts w:asciiTheme="minorEastAsia" w:hAnsiTheme="minorEastAsia"/>
                 <w:sz w:val="18"/>
                 <w:szCs w:val="18"/>
               </w:rPr>
@@ -20801,7 +20876,7 @@
               <w:adjustRightInd w:val="0"/>
               <w:spacing w:line="360" w:lineRule="auto"/>
               <w:rPr>
-                <w:rFonts w:asciiTheme="minorEastAsia" w:hAnsiTheme="minorEastAsia" w:hint="eastAsia"/>
+                <w:rFonts w:asciiTheme="minorEastAsia" w:hAnsiTheme="minorEastAsia"/>
                 <w:sz w:val="18"/>
                 <w:szCs w:val="18"/>
               </w:rPr>
@@ -20828,7 +20903,7 @@
               <w:adjustRightInd w:val="0"/>
               <w:spacing w:line="360" w:lineRule="auto"/>
               <w:rPr>
-                <w:rFonts w:asciiTheme="minorEastAsia" w:hAnsiTheme="minorEastAsia" w:hint="eastAsia"/>
+                <w:rFonts w:asciiTheme="minorEastAsia" w:hAnsiTheme="minorEastAsia"/>
                 <w:sz w:val="18"/>
                 <w:szCs w:val="18"/>
               </w:rPr>
@@ -20909,7 +20984,7 @@
               <w:adjustRightInd w:val="0"/>
               <w:spacing w:line="360" w:lineRule="auto"/>
               <w:rPr>
-                <w:rFonts w:asciiTheme="minorEastAsia" w:hAnsiTheme="minorEastAsia" w:hint="eastAsia"/>
+                <w:rFonts w:asciiTheme="minorEastAsia" w:hAnsiTheme="minorEastAsia"/>
                 <w:sz w:val="18"/>
                 <w:szCs w:val="18"/>
               </w:rPr>
@@ -21049,7 +21124,7 @@
               <w:adjustRightInd w:val="0"/>
               <w:spacing w:line="360" w:lineRule="auto"/>
               <w:rPr>
-                <w:rFonts w:asciiTheme="minorEastAsia" w:hAnsiTheme="minorEastAsia" w:hint="eastAsia"/>
+                <w:rFonts w:asciiTheme="minorEastAsia" w:hAnsiTheme="minorEastAsia"/>
                 <w:sz w:val="18"/>
                 <w:szCs w:val="18"/>
               </w:rPr>
@@ -21076,7 +21151,7 @@
               <w:adjustRightInd w:val="0"/>
               <w:spacing w:line="360" w:lineRule="auto"/>
               <w:rPr>
-                <w:rFonts w:asciiTheme="minorEastAsia" w:hAnsiTheme="minorEastAsia" w:hint="eastAsia"/>
+                <w:rFonts w:asciiTheme="minorEastAsia" w:hAnsiTheme="minorEastAsia"/>
                 <w:sz w:val="18"/>
                 <w:szCs w:val="18"/>
               </w:rPr>
@@ -21157,7 +21232,7 @@
               <w:adjustRightInd w:val="0"/>
               <w:spacing w:line="360" w:lineRule="auto"/>
               <w:rPr>
-                <w:rFonts w:asciiTheme="minorEastAsia" w:hAnsiTheme="minorEastAsia" w:hint="eastAsia"/>
+                <w:rFonts w:asciiTheme="minorEastAsia" w:hAnsiTheme="minorEastAsia"/>
                 <w:sz w:val="18"/>
                 <w:szCs w:val="18"/>
               </w:rPr>
@@ -21297,7 +21372,7 @@
               <w:adjustRightInd w:val="0"/>
               <w:spacing w:line="360" w:lineRule="auto"/>
               <w:rPr>
-                <w:rFonts w:asciiTheme="minorEastAsia" w:hAnsiTheme="minorEastAsia" w:hint="eastAsia"/>
+                <w:rFonts w:asciiTheme="minorEastAsia" w:hAnsiTheme="minorEastAsia"/>
                 <w:sz w:val="18"/>
                 <w:szCs w:val="18"/>
               </w:rPr>
@@ -21324,7 +21399,7 @@
               <w:adjustRightInd w:val="0"/>
               <w:spacing w:line="360" w:lineRule="auto"/>
               <w:rPr>
-                <w:rFonts w:asciiTheme="minorEastAsia" w:hAnsiTheme="minorEastAsia" w:hint="eastAsia"/>
+                <w:rFonts w:asciiTheme="minorEastAsia" w:hAnsiTheme="minorEastAsia"/>
                 <w:sz w:val="18"/>
                 <w:szCs w:val="18"/>
               </w:rPr>
@@ -21582,7 +21657,7 @@
               <w:adjustRightInd w:val="0"/>
               <w:spacing w:line="360" w:lineRule="auto"/>
               <w:rPr>
-                <w:rFonts w:asciiTheme="minorEastAsia" w:hAnsiTheme="minorEastAsia" w:hint="eastAsia"/>
+                <w:rFonts w:asciiTheme="minorEastAsia" w:hAnsiTheme="minorEastAsia"/>
                 <w:sz w:val="18"/>
                 <w:szCs w:val="18"/>
               </w:rPr>
@@ -21627,7 +21702,31 @@
                 <w:sz w:val="18"/>
                 <w:szCs w:val="18"/>
               </w:rPr>
-              <w:t>21：源数据组节点异常（执行任务）</w:t>
+              <w:t>21：</w:t>
+            </w:r>
+            <w:commentRangeStart w:id="27"/>
+            <w:r>
+              <w:rPr>
+                <w:rFonts w:asciiTheme="minorEastAsia" w:hAnsiTheme="minorEastAsia" w:hint="eastAsia"/>
+                <w:sz w:val="18"/>
+                <w:szCs w:val="18"/>
+              </w:rPr>
+              <w:t>源数据组节点异常（执</w:t>
+            </w:r>
+            <w:commentRangeEnd w:id="27"/>
+            <w:r>
+              <w:rPr>
+                <w:rStyle w:val="CommentReference"/>
+              </w:rPr>
+              <w:commentReference w:id="27"/>
+            </w:r>
+            <w:r>
+              <w:rPr>
+                <w:rFonts w:asciiTheme="minorEastAsia" w:hAnsiTheme="minorEastAsia" w:hint="eastAsia"/>
+                <w:sz w:val="18"/>
+                <w:szCs w:val="18"/>
+              </w:rPr>
+              <w:t>行任务）</w:t>
             </w:r>
           </w:p>
         </w:tc>
@@ -21748,7 +21847,7 @@
               <w:adjustRightInd w:val="0"/>
               <w:spacing w:line="360" w:lineRule="auto"/>
               <w:rPr>
-                <w:rFonts w:asciiTheme="minorEastAsia" w:hAnsiTheme="minorEastAsia" w:hint="eastAsia"/>
+                <w:rFonts w:asciiTheme="minorEastAsia" w:hAnsiTheme="minorEastAsia"/>
                 <w:sz w:val="18"/>
                 <w:szCs w:val="18"/>
               </w:rPr>
@@ -21775,7 +21874,7 @@
               <w:adjustRightInd w:val="0"/>
               <w:spacing w:line="360" w:lineRule="auto"/>
               <w:rPr>
-                <w:rFonts w:asciiTheme="minorEastAsia" w:hAnsiTheme="minorEastAsia" w:hint="eastAsia"/>
+                <w:rFonts w:asciiTheme="minorEastAsia" w:hAnsiTheme="minorEastAsia"/>
                 <w:sz w:val="18"/>
                 <w:szCs w:val="18"/>
               </w:rPr>
@@ -21830,7 +21929,7 @@
               <w:adjustRightInd w:val="0"/>
               <w:spacing w:line="360" w:lineRule="auto"/>
               <w:rPr>
-                <w:rFonts w:asciiTheme="minorEastAsia" w:hAnsiTheme="minorEastAsia" w:hint="eastAsia"/>
+                <w:rFonts w:asciiTheme="minorEastAsia" w:hAnsiTheme="minorEastAsia"/>
                 <w:sz w:val="18"/>
                 <w:szCs w:val="18"/>
               </w:rPr>
@@ -21848,7 +21947,7 @@
               <w:adjustRightInd w:val="0"/>
               <w:spacing w:line="360" w:lineRule="auto"/>
               <w:rPr>
-                <w:rFonts w:asciiTheme="minorEastAsia" w:hAnsiTheme="minorEastAsia" w:hint="eastAsia"/>
+                <w:rFonts w:asciiTheme="minorEastAsia" w:hAnsiTheme="minorEastAsia"/>
                 <w:sz w:val="18"/>
                 <w:szCs w:val="18"/>
               </w:rPr>
@@ -21874,7 +21973,7 @@
               <w:adjustRightInd w:val="0"/>
               <w:spacing w:line="360" w:lineRule="auto"/>
               <w:rPr>
-                <w:rFonts w:asciiTheme="minorEastAsia" w:hAnsiTheme="minorEastAsia" w:hint="eastAsia"/>
+                <w:rFonts w:asciiTheme="minorEastAsia" w:hAnsiTheme="minorEastAsia"/>
                 <w:sz w:val="18"/>
                 <w:szCs w:val="18"/>
               </w:rPr>
@@ -21892,7 +21991,7 @@
               <w:adjustRightInd w:val="0"/>
               <w:spacing w:line="360" w:lineRule="auto"/>
               <w:rPr>
-                <w:rFonts w:asciiTheme="minorEastAsia" w:hAnsiTheme="minorEastAsia" w:hint="eastAsia"/>
+                <w:rFonts w:asciiTheme="minorEastAsia" w:hAnsiTheme="minorEastAsia"/>
                 <w:sz w:val="18"/>
                 <w:szCs w:val="18"/>
               </w:rPr>
@@ -21910,7 +22009,7 @@
               <w:adjustRightInd w:val="0"/>
               <w:spacing w:line="360" w:lineRule="auto"/>
               <w:rPr>
-                <w:rFonts w:asciiTheme="minorEastAsia" w:hAnsiTheme="minorEastAsia" w:hint="eastAsia"/>
+                <w:rFonts w:asciiTheme="minorEastAsia" w:hAnsiTheme="minorEastAsia"/>
                 <w:sz w:val="18"/>
                 <w:szCs w:val="18"/>
               </w:rPr>
@@ -21928,7 +22027,7 @@
               <w:adjustRightInd w:val="0"/>
               <w:spacing w:line="360" w:lineRule="auto"/>
               <w:rPr>
-                <w:rFonts w:asciiTheme="minorEastAsia" w:hAnsiTheme="minorEastAsia" w:hint="eastAsia"/>
+                <w:rFonts w:asciiTheme="minorEastAsia" w:hAnsiTheme="minorEastAsia"/>
                 <w:sz w:val="18"/>
                 <w:szCs w:val="18"/>
               </w:rPr>
@@ -21946,7 +22045,7 @@
               <w:adjustRightInd w:val="0"/>
               <w:spacing w:line="360" w:lineRule="auto"/>
               <w:rPr>
-                <w:rFonts w:asciiTheme="minorEastAsia" w:hAnsiTheme="minorEastAsia" w:hint="eastAsia"/>
+                <w:rFonts w:asciiTheme="minorEastAsia" w:hAnsiTheme="minorEastAsia"/>
                 <w:i/>
                 <w:sz w:val="18"/>
                 <w:szCs w:val="18"/>
@@ -21965,7 +22064,7 @@
               <w:adjustRightInd w:val="0"/>
               <w:spacing w:line="360" w:lineRule="auto"/>
               <w:rPr>
-                <w:rFonts w:asciiTheme="minorEastAsia" w:hAnsiTheme="minorEastAsia" w:hint="eastAsia"/>
+                <w:rFonts w:asciiTheme="minorEastAsia" w:hAnsiTheme="minorEastAsia"/>
                 <w:sz w:val="18"/>
                 <w:szCs w:val="18"/>
               </w:rPr>
@@ -21984,7 +22083,7 @@
               <w:spacing w:line="360" w:lineRule="auto"/>
               <w:jc w:val="center"/>
               <w:rPr>
-                <w:rFonts w:asciiTheme="minorEastAsia" w:hAnsiTheme="minorEastAsia" w:hint="eastAsia"/>
+                <w:rFonts w:asciiTheme="minorEastAsia" w:hAnsiTheme="minorEastAsia"/>
                 <w:sz w:val="18"/>
                 <w:szCs w:val="18"/>
               </w:rPr>
@@ -22012,7 +22111,7 @@
               <w:adjustRightInd w:val="0"/>
               <w:spacing w:line="360" w:lineRule="auto"/>
               <w:rPr>
-                <w:rFonts w:asciiTheme="minorEastAsia" w:hAnsiTheme="minorEastAsia" w:hint="eastAsia"/>
+                <w:rFonts w:asciiTheme="minorEastAsia" w:hAnsiTheme="minorEastAsia"/>
                 <w:sz w:val="18"/>
                 <w:szCs w:val="18"/>
               </w:rPr>
@@ -22031,7 +22130,7 @@
               <w:spacing w:line="360" w:lineRule="auto"/>
               <w:jc w:val="left"/>
               <w:rPr>
-                <w:rFonts w:ascii="宋体" w:eastAsia="宋体" w:cs="宋体" w:hint="eastAsia"/>
+                <w:rFonts w:ascii="宋体" w:eastAsia="宋体" w:cs="宋体"/>
                 <w:kern w:val="0"/>
                 <w:szCs w:val="21"/>
                 <w:lang w:val="zh-CN"/>
@@ -22090,7 +22189,7 @@
               <w:adjustRightInd w:val="0"/>
               <w:spacing w:line="360" w:lineRule="auto"/>
               <w:rPr>
-                <w:rFonts w:asciiTheme="minorEastAsia" w:hAnsiTheme="minorEastAsia" w:hint="eastAsia"/>
+                <w:rFonts w:asciiTheme="minorEastAsia" w:hAnsiTheme="minorEastAsia"/>
                 <w:sz w:val="18"/>
                 <w:szCs w:val="18"/>
               </w:rPr>
@@ -22108,7 +22207,7 @@
               <w:adjustRightInd w:val="0"/>
               <w:spacing w:line="360" w:lineRule="auto"/>
               <w:rPr>
-                <w:rFonts w:asciiTheme="minorEastAsia" w:hAnsiTheme="minorEastAsia" w:hint="eastAsia"/>
+                <w:rFonts w:asciiTheme="minorEastAsia" w:hAnsiTheme="minorEastAsia"/>
                 <w:sz w:val="18"/>
                 <w:szCs w:val="18"/>
               </w:rPr>
@@ -22126,7 +22225,7 @@
               <w:adjustRightInd w:val="0"/>
               <w:spacing w:line="360" w:lineRule="auto"/>
               <w:rPr>
-                <w:rFonts w:asciiTheme="minorEastAsia" w:hAnsiTheme="minorEastAsia" w:hint="eastAsia"/>
+                <w:rFonts w:asciiTheme="minorEastAsia" w:hAnsiTheme="minorEastAsia"/>
                 <w:sz w:val="18"/>
                 <w:szCs w:val="18"/>
               </w:rPr>
@@ -22144,7 +22243,7 @@
               <w:adjustRightInd w:val="0"/>
               <w:spacing w:line="360" w:lineRule="auto"/>
               <w:rPr>
-                <w:rFonts w:asciiTheme="minorEastAsia" w:hAnsiTheme="minorEastAsia" w:hint="eastAsia"/>
+                <w:rFonts w:asciiTheme="minorEastAsia" w:hAnsiTheme="minorEastAsia"/>
                 <w:sz w:val="18"/>
                 <w:szCs w:val="18"/>
               </w:rPr>
@@ -22162,7 +22261,7 @@
               <w:adjustRightInd w:val="0"/>
               <w:spacing w:line="360" w:lineRule="auto"/>
               <w:rPr>
-                <w:rFonts w:asciiTheme="minorEastAsia" w:hAnsiTheme="minorEastAsia" w:hint="eastAsia"/>
+                <w:rFonts w:asciiTheme="minorEastAsia" w:hAnsiTheme="minorEastAsia"/>
                 <w:i/>
                 <w:sz w:val="18"/>
                 <w:szCs w:val="18"/>
@@ -22181,7 +22280,7 @@
               <w:adjustRightInd w:val="0"/>
               <w:spacing w:line="360" w:lineRule="auto"/>
               <w:rPr>
-                <w:rFonts w:asciiTheme="minorEastAsia" w:hAnsiTheme="minorEastAsia" w:hint="eastAsia"/>
+                <w:rFonts w:asciiTheme="minorEastAsia" w:hAnsiTheme="minorEastAsia"/>
                 <w:sz w:val="18"/>
                 <w:szCs w:val="18"/>
               </w:rPr>
@@ -22200,7 +22299,7 @@
               <w:spacing w:line="360" w:lineRule="auto"/>
               <w:jc w:val="center"/>
               <w:rPr>
-                <w:rFonts w:asciiTheme="minorEastAsia" w:hAnsiTheme="minorEastAsia" w:hint="eastAsia"/>
+                <w:rFonts w:asciiTheme="minorEastAsia" w:hAnsiTheme="minorEastAsia"/>
                 <w:sz w:val="18"/>
                 <w:szCs w:val="18"/>
               </w:rPr>
@@ -22228,7 +22327,7 @@
               <w:adjustRightInd w:val="0"/>
               <w:spacing w:line="360" w:lineRule="auto"/>
               <w:rPr>
-                <w:rFonts w:asciiTheme="minorEastAsia" w:hAnsiTheme="minorEastAsia" w:hint="eastAsia"/>
+                <w:rFonts w:asciiTheme="minorEastAsia" w:hAnsiTheme="minorEastAsia"/>
                 <w:sz w:val="18"/>
                 <w:szCs w:val="18"/>
               </w:rPr>
@@ -22247,7 +22346,7 @@
               <w:spacing w:line="360" w:lineRule="auto"/>
               <w:jc w:val="left"/>
               <w:rPr>
-                <w:rFonts w:asciiTheme="minorEastAsia" w:hAnsiTheme="minorEastAsia" w:hint="eastAsia"/>
+                <w:rFonts w:asciiTheme="minorEastAsia" w:hAnsiTheme="minorEastAsia"/>
                 <w:sz w:val="18"/>
                 <w:szCs w:val="18"/>
               </w:rPr>
@@ -22273,7 +22372,7 @@
               <w:adjustRightInd w:val="0"/>
               <w:spacing w:line="360" w:lineRule="auto"/>
               <w:rPr>
-                <w:rFonts w:asciiTheme="minorEastAsia" w:hAnsiTheme="minorEastAsia" w:hint="eastAsia"/>
+                <w:rFonts w:asciiTheme="minorEastAsia" w:hAnsiTheme="minorEastAsia"/>
                 <w:sz w:val="18"/>
                 <w:szCs w:val="18"/>
               </w:rPr>
@@ -22291,7 +22390,7 @@
               <w:adjustRightInd w:val="0"/>
               <w:spacing w:line="360" w:lineRule="auto"/>
               <w:rPr>
-                <w:rFonts w:asciiTheme="minorEastAsia" w:hAnsiTheme="minorEastAsia" w:hint="eastAsia"/>
+                <w:rFonts w:asciiTheme="minorEastAsia" w:hAnsiTheme="minorEastAsia"/>
                 <w:sz w:val="18"/>
                 <w:szCs w:val="18"/>
               </w:rPr>
@@ -22309,7 +22408,7 @@
               <w:adjustRightInd w:val="0"/>
               <w:spacing w:line="360" w:lineRule="auto"/>
               <w:rPr>
-                <w:rFonts w:asciiTheme="minorEastAsia" w:hAnsiTheme="minorEastAsia" w:hint="eastAsia"/>
+                <w:rFonts w:asciiTheme="minorEastAsia" w:hAnsiTheme="minorEastAsia"/>
                 <w:sz w:val="18"/>
                 <w:szCs w:val="18"/>
               </w:rPr>
@@ -22327,7 +22426,7 @@
               <w:adjustRightInd w:val="0"/>
               <w:spacing w:line="360" w:lineRule="auto"/>
               <w:rPr>
-                <w:rFonts w:asciiTheme="minorEastAsia" w:hAnsiTheme="minorEastAsia" w:hint="eastAsia"/>
+                <w:rFonts w:asciiTheme="minorEastAsia" w:hAnsiTheme="minorEastAsia"/>
                 <w:sz w:val="18"/>
                 <w:szCs w:val="18"/>
               </w:rPr>
@@ -22345,7 +22444,7 @@
               <w:adjustRightInd w:val="0"/>
               <w:spacing w:line="360" w:lineRule="auto"/>
               <w:rPr>
-                <w:rFonts w:asciiTheme="minorEastAsia" w:hAnsiTheme="minorEastAsia" w:hint="eastAsia"/>
+                <w:rFonts w:asciiTheme="minorEastAsia" w:hAnsiTheme="minorEastAsia"/>
                 <w:i/>
                 <w:sz w:val="18"/>
                 <w:szCs w:val="18"/>
@@ -22364,7 +22463,7 @@
               <w:adjustRightInd w:val="0"/>
               <w:spacing w:line="360" w:lineRule="auto"/>
               <w:rPr>
-                <w:rFonts w:asciiTheme="minorEastAsia" w:hAnsiTheme="minorEastAsia" w:hint="eastAsia"/>
+                <w:rFonts w:asciiTheme="minorEastAsia" w:hAnsiTheme="minorEastAsia"/>
                 <w:sz w:val="18"/>
                 <w:szCs w:val="18"/>
               </w:rPr>
@@ -22383,7 +22482,7 @@
               <w:spacing w:line="360" w:lineRule="auto"/>
               <w:jc w:val="center"/>
               <w:rPr>
-                <w:rFonts w:asciiTheme="minorEastAsia" w:hAnsiTheme="minorEastAsia" w:hint="eastAsia"/>
+                <w:rFonts w:asciiTheme="minorEastAsia" w:hAnsiTheme="minorEastAsia"/>
                 <w:sz w:val="18"/>
                 <w:szCs w:val="18"/>
               </w:rPr>
@@ -22403,7 +22502,7 @@
     <w:p>
       <w:pPr>
         <w:rPr>
-          <w:rFonts w:ascii="Arial" w:hAnsi="Arial" w:cs="Arial" w:hint="eastAsia"/>
+          <w:rFonts w:ascii="Arial" w:hAnsi="Arial" w:cs="Arial"/>
         </w:rPr>
       </w:pPr>
     </w:p>
@@ -22647,9 +22746,6 @@
               </w:numPr>
               <w:spacing w:line="276" w:lineRule="auto"/>
               <w:ind w:firstLineChars="0"/>
-              <w:rPr>
-                <w:rFonts w:hint="eastAsia"/>
-              </w:rPr>
             </w:pPr>
             <w:r>
               <w:rPr>
@@ -22705,7 +22801,7 @@
               <w:spacing w:line="276" w:lineRule="auto"/>
               <w:ind w:firstLineChars="0"/>
               <w:rPr>
-                <w:rFonts w:ascii="Arial" w:hAnsi="Arial" w:cs="Arial" w:hint="eastAsia"/>
+                <w:rFonts w:ascii="Arial" w:hAnsi="Arial" w:cs="Arial"/>
               </w:rPr>
             </w:pPr>
             <w:r>
@@ -22750,25 +22846,25 @@
             <w:pPr>
               <w:spacing w:line="276" w:lineRule="auto"/>
               <w:rPr>
+                <w:rFonts w:ascii="Arial" w:hAnsi="Arial" w:cs="Arial"/>
+              </w:rPr>
+            </w:pPr>
+            <w:r>
+              <w:rPr>
                 <w:rFonts w:ascii="Arial" w:hAnsi="Arial" w:cs="Arial" w:hint="eastAsia"/>
               </w:rPr>
-            </w:pPr>
+              <w:t>1</w:t>
+            </w:r>
             <w:r>
               <w:rPr>
                 <w:rFonts w:ascii="Arial" w:hAnsi="Arial" w:cs="Arial" w:hint="eastAsia"/>
               </w:rPr>
-              <w:t>1</w:t>
+              <w:t>、</w:t>
             </w:r>
             <w:r>
               <w:rPr>
                 <w:rFonts w:ascii="Arial" w:hAnsi="Arial" w:cs="Arial" w:hint="eastAsia"/>
               </w:rPr>
-              <w:t>、</w:t>
-            </w:r>
-            <w:r>
-              <w:rPr>
-                <w:rFonts w:ascii="Arial" w:hAnsi="Arial" w:cs="Arial" w:hint="eastAsia"/>
-              </w:rPr>
               <w:t>格式非法，如只输入主机名</w:t>
             </w:r>
           </w:p>
@@ -22776,7 +22872,7 @@
             <w:pPr>
               <w:spacing w:line="276" w:lineRule="auto"/>
               <w:rPr>
-                <w:rFonts w:ascii="Arial" w:hAnsi="Arial" w:cs="Arial" w:hint="eastAsia"/>
+                <w:rFonts w:ascii="Arial" w:hAnsi="Arial" w:cs="Arial"/>
               </w:rPr>
             </w:pPr>
             <w:r>
@@ -22865,7 +22961,7 @@
               <w:adjustRightInd w:val="0"/>
               <w:spacing w:line="276" w:lineRule="auto"/>
               <w:rPr>
-                <w:rFonts w:ascii="Arial" w:hAnsi="Arial" w:cs="Arial" w:hint="eastAsia"/>
+                <w:rFonts w:ascii="Arial" w:hAnsi="Arial" w:cs="Arial"/>
               </w:rPr>
             </w:pPr>
             <w:r>
@@ -23021,7 +23117,7 @@
               <w:adjustRightInd w:val="0"/>
               <w:spacing w:line="276" w:lineRule="auto"/>
               <w:rPr>
-                <w:rFonts w:ascii="Arial" w:hAnsi="Arial" w:cs="Arial" w:hint="eastAsia"/>
+                <w:rFonts w:ascii="Arial" w:hAnsi="Arial" w:cs="Arial"/>
               </w:rPr>
             </w:pPr>
             <w:r>
@@ -23118,7 +23214,7 @@
               <w:spacing w:line="276" w:lineRule="auto"/>
               <w:ind w:firstLineChars="0"/>
               <w:rPr>
-                <w:rFonts w:ascii="Arial" w:hAnsi="Arial" w:cs="Arial" w:hint="eastAsia"/>
+                <w:rFonts w:ascii="Arial" w:hAnsi="Arial" w:cs="Arial"/>
                 <w:szCs w:val="20"/>
               </w:rPr>
             </w:pPr>
@@ -23186,9 +23282,6 @@
               </w:numPr>
               <w:spacing w:line="276" w:lineRule="auto"/>
               <w:ind w:firstLineChars="0"/>
-              <w:rPr>
-                <w:rFonts w:hint="eastAsia"/>
-              </w:rPr>
             </w:pPr>
             <w:r>
               <w:rPr>
@@ -23244,7 +23337,7 @@
               <w:spacing w:line="276" w:lineRule="auto"/>
               <w:ind w:firstLineChars="0"/>
               <w:rPr>
-                <w:rFonts w:ascii="Arial" w:hAnsi="Arial" w:cs="Arial" w:hint="eastAsia"/>
+                <w:rFonts w:ascii="Arial" w:hAnsi="Arial" w:cs="Arial"/>
               </w:rPr>
             </w:pPr>
             <w:r>
@@ -23289,25 +23382,25 @@
             <w:pPr>
               <w:spacing w:line="276" w:lineRule="auto"/>
               <w:rPr>
+                <w:rFonts w:ascii="Arial" w:hAnsi="Arial" w:cs="Arial"/>
+              </w:rPr>
+            </w:pPr>
+            <w:r>
+              <w:rPr>
                 <w:rFonts w:ascii="Arial" w:hAnsi="Arial" w:cs="Arial" w:hint="eastAsia"/>
               </w:rPr>
-            </w:pPr>
+              <w:t>1</w:t>
+            </w:r>
             <w:r>
               <w:rPr>
                 <w:rFonts w:ascii="Arial" w:hAnsi="Arial" w:cs="Arial" w:hint="eastAsia"/>
               </w:rPr>
-              <w:t>1</w:t>
+              <w:t>、</w:t>
             </w:r>
             <w:r>
               <w:rPr>
                 <w:rFonts w:ascii="Arial" w:hAnsi="Arial" w:cs="Arial" w:hint="eastAsia"/>
               </w:rPr>
-              <w:t>、</w:t>
-            </w:r>
-            <w:r>
-              <w:rPr>
-                <w:rFonts w:ascii="Arial" w:hAnsi="Arial" w:cs="Arial" w:hint="eastAsia"/>
-              </w:rPr>
               <w:t>格式非法，如只输入主机名</w:t>
             </w:r>
           </w:p>
@@ -23315,7 +23408,7 @@
             <w:pPr>
               <w:spacing w:line="276" w:lineRule="auto"/>
               <w:rPr>
-                <w:rFonts w:ascii="Arial" w:hAnsi="Arial" w:cs="Arial" w:hint="eastAsia"/>
+                <w:rFonts w:ascii="Arial" w:hAnsi="Arial" w:cs="Arial"/>
               </w:rPr>
             </w:pPr>
             <w:r>
@@ -23484,7 +23577,7 @@
               <w:adjustRightInd w:val="0"/>
               <w:spacing w:line="276" w:lineRule="auto"/>
               <w:rPr>
-                <w:rFonts w:ascii="Arial" w:hAnsi="Arial" w:cs="Arial" w:hint="eastAsia"/>
+                <w:rFonts w:ascii="Arial" w:hAnsi="Arial" w:cs="Arial"/>
               </w:rPr>
             </w:pPr>
             <w:r>
@@ -23641,9 +23734,6 @@
               </w:numPr>
               <w:spacing w:line="276" w:lineRule="auto"/>
               <w:ind w:firstLineChars="0"/>
-              <w:rPr>
-                <w:rFonts w:hint="eastAsia"/>
-              </w:rPr>
             </w:pPr>
             <w:r>
               <w:rPr>
@@ -23699,7 +23789,7 @@
               <w:spacing w:line="276" w:lineRule="auto"/>
               <w:ind w:firstLineChars="0"/>
               <w:rPr>
-                <w:rFonts w:ascii="Arial" w:hAnsi="Arial" w:cs="Arial" w:hint="eastAsia"/>
+                <w:rFonts w:ascii="Arial" w:hAnsi="Arial" w:cs="Arial"/>
               </w:rPr>
             </w:pPr>
             <w:r>
@@ -23744,25 +23834,25 @@
             <w:pPr>
               <w:spacing w:line="276" w:lineRule="auto"/>
               <w:rPr>
+                <w:rFonts w:ascii="Arial" w:hAnsi="Arial" w:cs="Arial"/>
+              </w:rPr>
+            </w:pPr>
+            <w:r>
+              <w:rPr>
                 <w:rFonts w:ascii="Arial" w:hAnsi="Arial" w:cs="Arial" w:hint="eastAsia"/>
               </w:rPr>
-            </w:pPr>
+              <w:t>1</w:t>
+            </w:r>
             <w:r>
               <w:rPr>
                 <w:rFonts w:ascii="Arial" w:hAnsi="Arial" w:cs="Arial" w:hint="eastAsia"/>
               </w:rPr>
-              <w:t>1</w:t>
+              <w:t>、</w:t>
             </w:r>
             <w:r>
               <w:rPr>
                 <w:rFonts w:ascii="Arial" w:hAnsi="Arial" w:cs="Arial" w:hint="eastAsia"/>
               </w:rPr>
-              <w:t>、</w:t>
-            </w:r>
-            <w:r>
-              <w:rPr>
-                <w:rFonts w:ascii="Arial" w:hAnsi="Arial" w:cs="Arial" w:hint="eastAsia"/>
-              </w:rPr>
               <w:t>格式非法，如只输入主机名</w:t>
             </w:r>
           </w:p>
@@ -23770,7 +23860,7 @@
             <w:pPr>
               <w:spacing w:line="276" w:lineRule="auto"/>
               <w:rPr>
-                <w:rFonts w:ascii="Arial" w:hAnsi="Arial" w:cs="Arial" w:hint="eastAsia"/>
+                <w:rFonts w:ascii="Arial" w:hAnsi="Arial" w:cs="Arial"/>
               </w:rPr>
             </w:pPr>
             <w:r>
@@ -23859,7 +23949,7 @@
               <w:adjustRightInd w:val="0"/>
               <w:spacing w:line="276" w:lineRule="auto"/>
               <w:rPr>
-                <w:rFonts w:ascii="Arial" w:hAnsi="Arial" w:cs="Arial" w:hint="eastAsia"/>
+                <w:rFonts w:ascii="Arial" w:hAnsi="Arial" w:cs="Arial"/>
               </w:rPr>
             </w:pPr>
             <w:r>
@@ -24015,7 +24105,7 @@
               <w:adjustRightInd w:val="0"/>
               <w:spacing w:line="276" w:lineRule="auto"/>
               <w:rPr>
-                <w:rFonts w:ascii="Arial" w:hAnsi="Arial" w:cs="Arial" w:hint="eastAsia"/>
+                <w:rFonts w:ascii="Arial" w:hAnsi="Arial" w:cs="Arial"/>
               </w:rPr>
             </w:pPr>
             <w:r>
@@ -24112,7 +24202,7 @@
               <w:spacing w:line="276" w:lineRule="auto"/>
               <w:ind w:firstLineChars="0"/>
               <w:rPr>
-                <w:rFonts w:ascii="Arial" w:hAnsi="Arial" w:cs="Arial" w:hint="eastAsia"/>
+                <w:rFonts w:ascii="Arial" w:hAnsi="Arial" w:cs="Arial"/>
                 <w:szCs w:val="20"/>
               </w:rPr>
             </w:pPr>
@@ -24182,7 +24272,7 @@
               <w:adjustRightInd w:val="0"/>
               <w:spacing w:line="276" w:lineRule="auto"/>
               <w:rPr>
-                <w:rFonts w:ascii="宋体" w:hAnsi="宋体" w:hint="eastAsia"/>
+                <w:rFonts w:ascii="宋体" w:hAnsi="宋体"/>
               </w:rPr>
             </w:pPr>
             <w:r>
@@ -24235,7 +24325,7 @@
               <w:adjustRightInd w:val="0"/>
               <w:spacing w:line="276" w:lineRule="auto"/>
               <w:rPr>
-                <w:rFonts w:ascii="Arial" w:hAnsi="Arial" w:cs="Arial" w:hint="eastAsia"/>
+                <w:rFonts w:ascii="Arial" w:hAnsi="Arial" w:cs="Arial"/>
               </w:rPr>
             </w:pPr>
             <w:r>
@@ -24357,7 +24447,7 @@
               <w:adjustRightInd w:val="0"/>
               <w:spacing w:line="276" w:lineRule="auto"/>
               <w:rPr>
-                <w:rFonts w:ascii="Arial" w:hAnsi="Arial" w:cs="Arial"/>
+                <w:rFonts w:ascii="Arial" w:hAnsi="Arial" w:cs="Arial" w:hint="eastAsia"/>
               </w:rPr>
             </w:pPr>
             <w:r>
@@ -24373,6 +24463,33 @@
               </w:rPr>
               <w:lastRenderedPageBreak/>
               <w:t>60min</w:t>
+            </w:r>
+          </w:p>
+          <w:p>
+            <w:pPr>
+              <w:numPr>
+                <w:ilvl w:val="0"/>
+                <w:numId w:val="43"/>
+              </w:numPr>
+              <w:autoSpaceDE w:val="0"/>
+              <w:autoSpaceDN w:val="0"/>
+              <w:adjustRightInd w:val="0"/>
+              <w:spacing w:line="276" w:lineRule="auto"/>
+              <w:rPr>
+                <w:rFonts w:ascii="Arial" w:hAnsi="Arial" w:cs="Arial"/>
+              </w:rPr>
+            </w:pPr>
+            <w:r>
+              <w:rPr>
+                <w:rFonts w:ascii="Arial" w:hAnsi="Arial" w:cs="Arial" w:hint="eastAsia"/>
+              </w:rPr>
+              <w:t>大于</w:t>
+            </w:r>
+            <w:r>
+              <w:rPr>
+                <w:rFonts w:ascii="Arial" w:hAnsi="Arial" w:cs="Arial" w:hint="eastAsia"/>
+              </w:rPr>
+              <w:t>0</w:t>
             </w:r>
           </w:p>
         </w:tc>
@@ -24391,7 +24508,7 @@
               <w:adjustRightInd w:val="0"/>
               <w:spacing w:line="276" w:lineRule="auto"/>
               <w:rPr>
-                <w:rFonts w:ascii="Arial" w:hAnsi="Arial" w:cs="Arial" w:hint="eastAsia"/>
+                <w:rFonts w:ascii="Arial" w:hAnsi="Arial" w:cs="Arial"/>
               </w:rPr>
             </w:pPr>
             <w:r>
@@ -24413,7 +24530,7 @@
               <w:adjustRightInd w:val="0"/>
               <w:spacing w:line="276" w:lineRule="auto"/>
               <w:rPr>
-                <w:rFonts w:ascii="Arial" w:hAnsi="Arial" w:cs="Arial" w:hint="eastAsia"/>
+                <w:rFonts w:ascii="Arial" w:hAnsi="Arial" w:cs="Arial"/>
               </w:rPr>
             </w:pPr>
             <w:r>
@@ -24444,36 +24561,15 @@
           </w:p>
           <w:p>
             <w:pPr>
-              <w:numPr>
-                <w:ilvl w:val="0"/>
-                <w:numId w:val="25"/>
-              </w:numPr>
               <w:autoSpaceDE w:val="0"/>
               <w:autoSpaceDN w:val="0"/>
               <w:adjustRightInd w:val="0"/>
               <w:spacing w:line="276" w:lineRule="auto"/>
+              <w:ind w:left="360"/>
               <w:rPr>
                 <w:rFonts w:ascii="Arial" w:hAnsi="Arial" w:cs="Arial"/>
               </w:rPr>
             </w:pPr>
-            <w:r>
-              <w:rPr>
-                <w:rFonts w:ascii="Arial" w:hAnsi="Arial" w:cs="Arial" w:hint="eastAsia"/>
-              </w:rPr>
-              <w:t>取</w:t>
-            </w:r>
-            <w:r>
-              <w:rPr>
-                <w:rFonts w:ascii="Arial" w:hAnsi="Arial" w:cs="Arial" w:hint="eastAsia"/>
-              </w:rPr>
-              <w:t>0</w:t>
-            </w:r>
-            <w:r>
-              <w:rPr>
-                <w:rFonts w:ascii="Arial" w:hAnsi="Arial" w:cs="Arial" w:hint="eastAsia"/>
-              </w:rPr>
-              <w:t>值</w:t>
-            </w:r>
           </w:p>
         </w:tc>
         <w:tc>
@@ -24490,7 +24586,7 @@
               <w:spacing w:line="276" w:lineRule="auto"/>
               <w:ind w:firstLineChars="0"/>
               <w:rPr>
-                <w:rFonts w:ascii="Arial" w:hAnsi="Arial" w:cs="Arial" w:hint="eastAsia"/>
+                <w:rFonts w:ascii="Arial" w:hAnsi="Arial" w:cs="Arial"/>
                 <w:szCs w:val="20"/>
               </w:rPr>
             </w:pPr>
@@ -24513,6 +24609,36 @@
               <w:spacing w:line="276" w:lineRule="auto"/>
               <w:ind w:firstLineChars="0"/>
               <w:rPr>
+                <w:rFonts w:ascii="Arial" w:hAnsi="Arial" w:cs="Arial" w:hint="eastAsia"/>
+                <w:szCs w:val="20"/>
+              </w:rPr>
+            </w:pPr>
+            <w:r>
+              <w:rPr>
+                <w:rFonts w:ascii="Arial" w:hAnsi="Arial" w:cs="Arial" w:hint="eastAsia"/>
+                <w:szCs w:val="20"/>
+              </w:rPr>
+              <w:lastRenderedPageBreak/>
+              <w:t>取值为负数，如</w:t>
+            </w:r>
+            <w:r>
+              <w:rPr>
+                <w:rFonts w:ascii="Arial" w:hAnsi="Arial" w:cs="Arial" w:hint="eastAsia"/>
+                <w:szCs w:val="20"/>
+              </w:rPr>
+              <w:t>-1</w:t>
+            </w:r>
+          </w:p>
+          <w:p>
+            <w:pPr>
+              <w:pStyle w:val="ListParagraph"/>
+              <w:numPr>
+                <w:ilvl w:val="0"/>
+                <w:numId w:val="44"/>
+              </w:numPr>
+              <w:spacing w:line="276" w:lineRule="auto"/>
+              <w:ind w:firstLineChars="0"/>
+              <w:rPr>
                 <w:rFonts w:ascii="Arial" w:hAnsi="Arial" w:cs="Arial"/>
                 <w:szCs w:val="20"/>
               </w:rPr>
@@ -24520,17 +24646,20 @@
             <w:r>
               <w:rPr>
                 <w:rFonts w:ascii="Arial" w:hAnsi="Arial" w:cs="Arial" w:hint="eastAsia"/>
-                <w:szCs w:val="20"/>
-              </w:rPr>
-              <w:lastRenderedPageBreak/>
-              <w:t>取值为负数，如</w:t>
+              </w:rPr>
+              <w:t>取</w:t>
             </w:r>
             <w:r>
               <w:rPr>
                 <w:rFonts w:ascii="Arial" w:hAnsi="Arial" w:cs="Arial" w:hint="eastAsia"/>
-                <w:szCs w:val="20"/>
-              </w:rPr>
-              <w:t>-1</w:t>
+              </w:rPr>
+              <w:t>0</w:t>
+            </w:r>
+            <w:r>
+              <w:rPr>
+                <w:rFonts w:ascii="Arial" w:hAnsi="Arial" w:cs="Arial" w:hint="eastAsia"/>
+              </w:rPr>
+              <w:t>值</w:t>
             </w:r>
           </w:p>
         </w:tc>
@@ -24835,7 +24964,7 @@
               <w:adjustRightInd w:val="0"/>
               <w:spacing w:line="276" w:lineRule="auto"/>
               <w:rPr>
-                <w:rFonts w:ascii="Arial" w:hAnsi="Arial" w:cs="Arial" w:hint="eastAsia"/>
+                <w:rFonts w:ascii="Arial" w:hAnsi="Arial" w:cs="Arial"/>
               </w:rPr>
             </w:pPr>
             <w:r>
@@ -24894,7 +25023,7 @@
               <w:adjustRightInd w:val="0"/>
               <w:spacing w:line="276" w:lineRule="auto"/>
               <w:rPr>
-                <w:rFonts w:ascii="Arial" w:hAnsi="Arial" w:cs="Arial" w:hint="eastAsia"/>
+                <w:rFonts w:ascii="Arial" w:hAnsi="Arial" w:cs="Arial"/>
               </w:rPr>
             </w:pPr>
             <w:r>
@@ -24915,7 +25044,7 @@
               <w:adjustRightInd w:val="0"/>
               <w:spacing w:line="276" w:lineRule="auto"/>
               <w:rPr>
-                <w:rFonts w:ascii="Arial" w:hAnsi="Arial" w:cs="Arial" w:hint="eastAsia"/>
+                <w:rFonts w:ascii="Arial" w:hAnsi="Arial" w:cs="Arial"/>
               </w:rPr>
             </w:pPr>
             <w:r>
@@ -24991,7 +25120,7 @@
               <w:spacing w:line="276" w:lineRule="auto"/>
               <w:ind w:firstLineChars="0"/>
               <w:rPr>
-                <w:rFonts w:ascii="Arial" w:hAnsi="Arial" w:cs="Arial" w:hint="eastAsia"/>
+                <w:rFonts w:ascii="Arial" w:hAnsi="Arial" w:cs="Arial"/>
                 <w:szCs w:val="20"/>
               </w:rPr>
             </w:pPr>
@@ -25080,9 +25209,6 @@
               </w:numPr>
               <w:spacing w:line="276" w:lineRule="auto"/>
               <w:ind w:firstLineChars="0"/>
-              <w:rPr>
-                <w:rFonts w:hint="eastAsia"/>
-              </w:rPr>
             </w:pPr>
             <w:r>
               <w:rPr>
@@ -25107,7 +25233,7 @@
               <w:spacing w:line="276" w:lineRule="auto"/>
               <w:ind w:firstLineChars="0"/>
               <w:rPr>
-                <w:rFonts w:ascii="Arial" w:hAnsi="Arial" w:cs="Arial" w:hint="eastAsia"/>
+                <w:rFonts w:ascii="Arial" w:hAnsi="Arial" w:cs="Arial"/>
               </w:rPr>
             </w:pPr>
             <w:r>
@@ -25164,7 +25290,7 @@
               <w:spacing w:line="276" w:lineRule="auto"/>
               <w:ind w:firstLineChars="0"/>
               <w:rPr>
-                <w:rFonts w:ascii="Arial" w:hAnsi="Arial" w:cs="Arial" w:hint="eastAsia"/>
+                <w:rFonts w:ascii="Arial" w:hAnsi="Arial" w:cs="Arial"/>
               </w:rPr>
             </w:pPr>
             <w:r>
@@ -25215,25 +25341,25 @@
             <w:pPr>
               <w:spacing w:line="276" w:lineRule="auto"/>
               <w:rPr>
+                <w:rFonts w:ascii="Arial" w:hAnsi="Arial" w:cs="Arial"/>
+              </w:rPr>
+            </w:pPr>
+            <w:r>
+              <w:rPr>
                 <w:rFonts w:ascii="Arial" w:hAnsi="Arial" w:cs="Arial" w:hint="eastAsia"/>
               </w:rPr>
-            </w:pPr>
+              <w:t>1</w:t>
+            </w:r>
             <w:r>
               <w:rPr>
                 <w:rFonts w:ascii="Arial" w:hAnsi="Arial" w:cs="Arial" w:hint="eastAsia"/>
               </w:rPr>
-              <w:t>1</w:t>
+              <w:t>、</w:t>
             </w:r>
             <w:r>
               <w:rPr>
                 <w:rFonts w:ascii="Arial" w:hAnsi="Arial" w:cs="Arial" w:hint="eastAsia"/>
               </w:rPr>
-              <w:t>、</w:t>
-            </w:r>
-            <w:r>
-              <w:rPr>
-                <w:rFonts w:ascii="Arial" w:hAnsi="Arial" w:cs="Arial" w:hint="eastAsia"/>
-              </w:rPr>
               <w:t>格式非法，如只输入主机名</w:t>
             </w:r>
           </w:p>
@@ -25241,7 +25367,7 @@
             <w:pPr>
               <w:spacing w:line="276" w:lineRule="auto"/>
               <w:rPr>
-                <w:rFonts w:ascii="Arial" w:hAnsi="Arial" w:cs="Arial" w:hint="eastAsia"/>
+                <w:rFonts w:ascii="Arial" w:hAnsi="Arial" w:cs="Arial"/>
               </w:rPr>
             </w:pPr>
             <w:r>
@@ -25328,9 +25454,6 @@
               </w:numPr>
               <w:spacing w:line="276" w:lineRule="auto"/>
               <w:ind w:firstLineChars="0"/>
-              <w:rPr>
-                <w:rFonts w:hint="eastAsia"/>
-              </w:rPr>
             </w:pPr>
             <w:r>
               <w:rPr>
@@ -25349,7 +25472,7 @@
               <w:spacing w:line="276" w:lineRule="auto"/>
               <w:ind w:firstLineChars="0"/>
               <w:rPr>
-                <w:rFonts w:ascii="Arial" w:hAnsi="Arial" w:cs="Arial" w:hint="eastAsia"/>
+                <w:rFonts w:ascii="Arial" w:hAnsi="Arial" w:cs="Arial"/>
               </w:rPr>
             </w:pPr>
             <w:r>
@@ -25605,9 +25728,6 @@
               </w:numPr>
               <w:spacing w:line="276" w:lineRule="auto"/>
               <w:ind w:firstLineChars="0"/>
-              <w:rPr>
-                <w:rFonts w:hint="eastAsia"/>
-              </w:rPr>
             </w:pPr>
             <w:r>
               <w:rPr>
@@ -25626,7 +25746,7 @@
               <w:spacing w:line="276" w:lineRule="auto"/>
               <w:ind w:firstLineChars="0"/>
               <w:rPr>
-                <w:rFonts w:ascii="Arial" w:hAnsi="Arial" w:cs="Arial" w:hint="eastAsia"/>
+                <w:rFonts w:ascii="Arial" w:hAnsi="Arial" w:cs="Arial"/>
               </w:rPr>
             </w:pPr>
             <w:r>
@@ -25664,7 +25784,7 @@
               <w:spacing w:line="276" w:lineRule="auto"/>
               <w:ind w:firstLineChars="0"/>
               <w:rPr>
-                <w:rFonts w:ascii="Arial" w:hAnsi="Arial" w:cs="Arial" w:hint="eastAsia"/>
+                <w:rFonts w:ascii="Arial" w:hAnsi="Arial" w:cs="Arial"/>
               </w:rPr>
             </w:pPr>
             <w:r>
@@ -25733,7 +25853,7 @@
               <w:spacing w:line="276" w:lineRule="auto"/>
               <w:ind w:firstLineChars="0"/>
               <w:rPr>
-                <w:rFonts w:ascii="Arial" w:hAnsi="Arial" w:cs="Arial" w:hint="eastAsia"/>
+                <w:rFonts w:ascii="Arial" w:hAnsi="Arial" w:cs="Arial"/>
               </w:rPr>
             </w:pPr>
             <w:r>
@@ -25784,31 +25904,31 @@
             <w:pPr>
               <w:spacing w:line="276" w:lineRule="auto"/>
               <w:rPr>
+                <w:rFonts w:ascii="Arial" w:hAnsi="Arial" w:cs="Arial"/>
+              </w:rPr>
+            </w:pPr>
+            <w:r>
+              <w:rPr>
                 <w:rFonts w:ascii="Arial" w:hAnsi="Arial" w:cs="Arial" w:hint="eastAsia"/>
               </w:rPr>
-            </w:pPr>
+              <w:t>1</w:t>
+            </w:r>
             <w:r>
               <w:rPr>
                 <w:rFonts w:ascii="Arial" w:hAnsi="Arial" w:cs="Arial" w:hint="eastAsia"/>
               </w:rPr>
-              <w:t>1</w:t>
+              <w:t>、</w:t>
             </w:r>
             <w:r>
               <w:rPr>
                 <w:rFonts w:ascii="Arial" w:hAnsi="Arial" w:cs="Arial" w:hint="eastAsia"/>
               </w:rPr>
-              <w:t>、</w:t>
+              <w:t>非整型，如</w:t>
             </w:r>
             <w:r>
               <w:rPr>
                 <w:rFonts w:ascii="Arial" w:hAnsi="Arial" w:cs="Arial" w:hint="eastAsia"/>
               </w:rPr>
-              <w:t>非整型，如</w:t>
-            </w:r>
-            <w:r>
-              <w:rPr>
-                <w:rFonts w:ascii="Arial" w:hAnsi="Arial" w:cs="Arial" w:hint="eastAsia"/>
-              </w:rPr>
               <w:t>string</w:t>
             </w:r>
           </w:p>
@@ -25816,7 +25936,7 @@
             <w:pPr>
               <w:spacing w:line="276" w:lineRule="auto"/>
               <w:rPr>
-                <w:rFonts w:ascii="Arial" w:hAnsi="Arial" w:cs="Arial" w:hint="eastAsia"/>
+                <w:rFonts w:ascii="Arial" w:hAnsi="Arial" w:cs="Arial"/>
               </w:rPr>
             </w:pPr>
             <w:r>
@@ -25909,9 +26029,6 @@
               </w:numPr>
               <w:spacing w:line="276" w:lineRule="auto"/>
               <w:ind w:firstLineChars="0"/>
-              <w:rPr>
-                <w:rFonts w:hint="eastAsia"/>
-              </w:rPr>
             </w:pPr>
             <w:r>
               <w:rPr>
@@ -25930,7 +26047,7 @@
               <w:spacing w:line="276" w:lineRule="auto"/>
               <w:ind w:firstLineChars="0"/>
               <w:rPr>
-                <w:rFonts w:ascii="Arial" w:hAnsi="Arial" w:cs="Arial" w:hint="eastAsia"/>
+                <w:rFonts w:ascii="Arial" w:hAnsi="Arial" w:cs="Arial"/>
               </w:rPr>
             </w:pPr>
             <w:r>
@@ -25943,31 +26060,7 @@
               <w:rPr>
                 <w:rFonts w:hint="eastAsia"/>
               </w:rPr>
-              <w:t>[</w:t>
-            </w:r>
-            <w:r>
-              <w:rPr>
-                <w:rFonts w:hint="eastAsia"/>
-              </w:rPr>
-              <w:t>1</w:t>
-            </w:r>
-            <w:r>
-              <w:rPr>
-                <w:rFonts w:hint="eastAsia"/>
-              </w:rPr>
-              <w:t>,</w:t>
-            </w:r>
-            <w:r>
-              <w:rPr>
-                <w:rFonts w:hint="eastAsia"/>
-              </w:rPr>
-              <w:t>128</w:t>
-            </w:r>
-            <w:r>
-              <w:rPr>
-                <w:rFonts w:hint="eastAsia"/>
-              </w:rPr>
-              <w:t>]</w:t>
+              <w:t>[1,128]</w:t>
             </w:r>
           </w:p>
           <w:p>
@@ -26011,7 +26104,7 @@
               <w:spacing w:line="276" w:lineRule="auto"/>
               <w:ind w:firstLineChars="0"/>
               <w:rPr>
-                <w:rFonts w:ascii="Arial" w:hAnsi="Arial" w:cs="Arial" w:hint="eastAsia"/>
+                <w:rFonts w:ascii="Arial" w:hAnsi="Arial" w:cs="Arial"/>
               </w:rPr>
             </w:pPr>
             <w:r>
@@ -26044,94 +26137,70 @@
               <w:rPr>
                 <w:rFonts w:ascii="Arial" w:hAnsi="Arial" w:cs="Arial" w:hint="eastAsia"/>
               </w:rPr>
+              <w:t>1/128</w:t>
+            </w:r>
+          </w:p>
+        </w:tc>
+        <w:tc>
+          <w:tcPr>
+            <w:tcW w:w="2048" w:type="dxa"/>
+          </w:tcPr>
+          <w:p>
+            <w:pPr>
+              <w:spacing w:line="276" w:lineRule="auto"/>
+              <w:rPr>
+                <w:rFonts w:ascii="Arial" w:hAnsi="Arial" w:cs="Arial"/>
+              </w:rPr>
+            </w:pPr>
+            <w:r>
+              <w:rPr>
+                <w:rFonts w:ascii="Arial" w:hAnsi="Arial" w:cs="Arial" w:hint="eastAsia"/>
+              </w:rPr>
               <w:t>1</w:t>
             </w:r>
             <w:r>
               <w:rPr>
                 <w:rFonts w:ascii="Arial" w:hAnsi="Arial" w:cs="Arial" w:hint="eastAsia"/>
               </w:rPr>
-              <w:t>/</w:t>
+              <w:t>、非整型，如</w:t>
             </w:r>
             <w:r>
               <w:rPr>
                 <w:rFonts w:ascii="Arial" w:hAnsi="Arial" w:cs="Arial" w:hint="eastAsia"/>
               </w:rPr>
-              <w:t>128</w:t>
-            </w:r>
-          </w:p>
-        </w:tc>
-        <w:tc>
-          <w:tcPr>
-            <w:tcW w:w="2048" w:type="dxa"/>
-          </w:tcPr>
+              <w:t>string</w:t>
+            </w:r>
+          </w:p>
           <w:p>
             <w:pPr>
               <w:spacing w:line="276" w:lineRule="auto"/>
               <w:rPr>
+                <w:rFonts w:ascii="Arial" w:hAnsi="Arial" w:cs="Arial"/>
+              </w:rPr>
+            </w:pPr>
+            <w:r>
+              <w:rPr>
                 <w:rFonts w:ascii="Arial" w:hAnsi="Arial" w:cs="Arial" w:hint="eastAsia"/>
               </w:rPr>
-            </w:pPr>
+              <w:t>2</w:t>
+            </w:r>
             <w:r>
               <w:rPr>
                 <w:rFonts w:ascii="Arial" w:hAnsi="Arial" w:cs="Arial" w:hint="eastAsia"/>
               </w:rPr>
-              <w:t>1</w:t>
+              <w:t>、</w:t>
             </w:r>
             <w:r>
               <w:rPr>
                 <w:rFonts w:ascii="Arial" w:hAnsi="Arial" w:cs="Arial" w:hint="eastAsia"/>
               </w:rPr>
-              <w:t>、非整型，如</w:t>
+              <w:t>超过边界值：</w:t>
             </w:r>
             <w:r>
               <w:rPr>
                 <w:rFonts w:ascii="Arial" w:hAnsi="Arial" w:cs="Arial" w:hint="eastAsia"/>
               </w:rPr>
-              <w:t>string</w:t>
-            </w:r>
-          </w:p>
-          <w:p>
-            <w:pPr>
-              <w:spacing w:line="276" w:lineRule="auto"/>
-              <w:rPr>
-                <w:rFonts w:ascii="Arial" w:hAnsi="Arial" w:cs="Arial" w:hint="eastAsia"/>
-              </w:rPr>
-            </w:pPr>
-            <w:r>
-              <w:rPr>
-                <w:rFonts w:ascii="Arial" w:hAnsi="Arial" w:cs="Arial" w:hint="eastAsia"/>
-              </w:rPr>
-              <w:t>2</w:t>
-            </w:r>
-            <w:r>
-              <w:rPr>
-                <w:rFonts w:ascii="Arial" w:hAnsi="Arial" w:cs="Arial" w:hint="eastAsia"/>
-              </w:rPr>
-              <w:t>、</w:t>
-            </w:r>
-            <w:r>
-              <w:rPr>
-                <w:rFonts w:ascii="Arial" w:hAnsi="Arial" w:cs="Arial" w:hint="eastAsia"/>
-              </w:rPr>
-              <w:t>超过边界值：</w:t>
-            </w:r>
-            <w:r>
-              <w:rPr>
-                <w:rFonts w:ascii="Arial" w:hAnsi="Arial" w:cs="Arial" w:hint="eastAsia"/>
-              </w:rPr>
-              <w:t>0</w:t>
-            </w:r>
-            <w:r>
-              <w:rPr>
-                <w:rFonts w:ascii="Arial" w:hAnsi="Arial" w:cs="Arial" w:hint="eastAsia"/>
-              </w:rPr>
-              <w:t>/</w:t>
-            </w:r>
-            <w:r>
-              <w:rPr>
-                <w:rFonts w:ascii="Arial" w:hAnsi="Arial" w:cs="Arial" w:hint="eastAsia"/>
-              </w:rPr>
-              <w:t>129</w:t>
+              <w:t>0/129</w:t>
             </w:r>
           </w:p>
           <w:p>
@@ -26184,11 +26253,6 @@
             <w:tcW w:w="1668" w:type="dxa"/>
           </w:tcPr>
           <w:p>
-            <w:pPr>
-              <w:rPr>
-                <w:rFonts w:hint="eastAsia"/>
-              </w:rPr>
-            </w:pPr>
             <w:r>
               <w:rPr>
                 <w:rFonts w:hint="eastAsia"/>
@@ -26210,9 +26274,6 @@
               </w:numPr>
               <w:spacing w:line="276" w:lineRule="auto"/>
               <w:ind w:firstLineChars="0"/>
-              <w:rPr>
-                <w:rFonts w:hint="eastAsia"/>
-              </w:rPr>
             </w:pPr>
             <w:r>
               <w:rPr>
@@ -26231,7 +26292,7 @@
               <w:spacing w:line="276" w:lineRule="auto"/>
               <w:ind w:firstLineChars="0"/>
               <w:rPr>
-                <w:rFonts w:ascii="Arial" w:hAnsi="Arial" w:cs="Arial" w:hint="eastAsia"/>
+                <w:rFonts w:ascii="Arial" w:hAnsi="Arial" w:cs="Arial"/>
               </w:rPr>
             </w:pPr>
             <w:r>
@@ -26289,7 +26350,7 @@
               <w:spacing w:line="276" w:lineRule="auto"/>
               <w:ind w:firstLineChars="0"/>
               <w:rPr>
-                <w:rFonts w:ascii="Arial" w:hAnsi="Arial" w:cs="Arial" w:hint="eastAsia"/>
+                <w:rFonts w:ascii="Arial" w:hAnsi="Arial" w:cs="Arial"/>
               </w:rPr>
             </w:pPr>
             <w:r>
@@ -26335,25 +26396,25 @@
             <w:pPr>
               <w:spacing w:line="276" w:lineRule="auto"/>
               <w:rPr>
+                <w:rFonts w:ascii="Arial" w:hAnsi="Arial" w:cs="Arial"/>
+              </w:rPr>
+            </w:pPr>
+            <w:r>
+              <w:rPr>
                 <w:rFonts w:ascii="Arial" w:hAnsi="Arial" w:cs="Arial" w:hint="eastAsia"/>
               </w:rPr>
-            </w:pPr>
+              <w:t>1</w:t>
+            </w:r>
             <w:r>
               <w:rPr>
                 <w:rFonts w:ascii="Arial" w:hAnsi="Arial" w:cs="Arial" w:hint="eastAsia"/>
               </w:rPr>
-              <w:t>1</w:t>
+              <w:t>、非整型，如</w:t>
             </w:r>
             <w:r>
               <w:rPr>
                 <w:rFonts w:ascii="Arial" w:hAnsi="Arial" w:cs="Arial" w:hint="eastAsia"/>
               </w:rPr>
-              <w:t>、非整型，如</w:t>
-            </w:r>
-            <w:r>
-              <w:rPr>
-                <w:rFonts w:ascii="Arial" w:hAnsi="Arial" w:cs="Arial" w:hint="eastAsia"/>
-              </w:rPr>
               <w:t>string</w:t>
             </w:r>
           </w:p>
@@ -26361,7 +26422,7 @@
             <w:pPr>
               <w:spacing w:line="276" w:lineRule="auto"/>
               <w:rPr>
-                <w:rFonts w:ascii="Arial" w:hAnsi="Arial" w:cs="Arial" w:hint="eastAsia"/>
+                <w:rFonts w:ascii="Arial" w:hAnsi="Arial" w:cs="Arial"/>
               </w:rPr>
             </w:pPr>
             <w:r>
@@ -26416,7 +26477,7 @@
               <w:adjustRightInd w:val="0"/>
               <w:spacing w:line="276" w:lineRule="auto"/>
               <w:rPr>
-                <w:rFonts w:ascii="Arial" w:hAnsi="Arial" w:cs="Arial" w:hint="eastAsia"/>
+                <w:rFonts w:ascii="Arial" w:hAnsi="Arial" w:cs="Arial"/>
               </w:rPr>
             </w:pPr>
           </w:p>
@@ -26452,7 +26513,7 @@
               <w:adjustRightInd w:val="0"/>
               <w:spacing w:line="276" w:lineRule="auto"/>
               <w:rPr>
-                <w:rFonts w:ascii="Arial" w:hAnsi="Arial" w:cs="Arial" w:hint="eastAsia"/>
+                <w:rFonts w:ascii="Arial" w:hAnsi="Arial" w:cs="Arial"/>
               </w:rPr>
             </w:pPr>
             <w:r>
@@ -26573,7 +26634,7 @@
               <w:adjustRightInd w:val="0"/>
               <w:spacing w:line="276" w:lineRule="auto"/>
               <w:rPr>
-                <w:rFonts w:ascii="Arial" w:hAnsi="Arial" w:cs="Arial" w:hint="eastAsia"/>
+                <w:rFonts w:ascii="Arial" w:hAnsi="Arial" w:cs="Arial"/>
               </w:rPr>
             </w:pPr>
           </w:p>
@@ -26589,13 +26650,7 @@
               <w:rPr>
                 <w:rFonts w:hint="eastAsia"/>
               </w:rPr>
-              <w:t>ssh</w:t>
-            </w:r>
-            <w:r>
-              <w:rPr>
-                <w:rFonts w:hint="eastAsia"/>
-              </w:rPr>
-              <w:t>.password</w:t>
+              <w:t>ssh.password</w:t>
             </w:r>
           </w:p>
         </w:tc>
@@ -26614,7 +26669,7 @@
               <w:adjustRightInd w:val="0"/>
               <w:spacing w:line="276" w:lineRule="auto"/>
               <w:rPr>
-                <w:rFonts w:ascii="Arial" w:hAnsi="Arial" w:cs="Arial" w:hint="eastAsia"/>
+                <w:rFonts w:ascii="Arial" w:hAnsi="Arial" w:cs="Arial"/>
               </w:rPr>
             </w:pPr>
             <w:r>
@@ -26711,7 +26766,7 @@
               <w:spacing w:line="276" w:lineRule="auto"/>
               <w:ind w:firstLineChars="0"/>
               <w:rPr>
-                <w:rFonts w:ascii="Arial" w:hAnsi="Arial" w:cs="Arial" w:hint="eastAsia"/>
+                <w:rFonts w:ascii="Arial" w:hAnsi="Arial" w:cs="Arial"/>
                 <w:szCs w:val="20"/>
               </w:rPr>
             </w:pPr>
@@ -26746,7 +26801,7 @@
               <w:adjustRightInd w:val="0"/>
               <w:spacing w:line="276" w:lineRule="auto"/>
               <w:rPr>
-                <w:rFonts w:ascii="Arial" w:hAnsi="Arial" w:cs="Arial" w:hint="eastAsia"/>
+                <w:rFonts w:ascii="Arial" w:hAnsi="Arial" w:cs="Arial"/>
               </w:rPr>
             </w:pPr>
           </w:p>
@@ -26769,14 +26824,14 @@
           <w:rFonts w:ascii="Arial" w:hAnsi="Arial" w:cs="Arial"/>
         </w:rPr>
       </w:pPr>
-      <w:bookmarkStart w:id="22" w:name="_Toc452657782"/>
+      <w:bookmarkStart w:id="28" w:name="_Toc452657782"/>
       <w:r>
         <w:rPr>
           <w:rFonts w:ascii="Arial" w:hAnsi="Arial" w:cs="Arial"/>
         </w:rPr>
         <w:t>验收测试用例</w:t>
       </w:r>
-      <w:bookmarkEnd w:id="22"/>
+      <w:bookmarkEnd w:id="28"/>
     </w:p>
     <w:p>
       <w:pPr>
@@ -27012,18 +27067,26 @@
             <w:pPr>
               <w:cnfStyle w:val="000000100000"/>
               <w:rPr>
+                <w:rFonts w:ascii="Arial" w:hAnsi="Arial" w:cs="Arial"/>
+                <w:sz w:val="20"/>
+                <w:szCs w:val="20"/>
+              </w:rPr>
+            </w:pPr>
+            <w:r>
+              <w:rPr>
                 <w:rFonts w:ascii="Arial" w:hAnsi="Arial" w:cs="Arial" w:hint="eastAsia"/>
                 <w:sz w:val="20"/>
                 <w:szCs w:val="20"/>
               </w:rPr>
-            </w:pPr>
+              <w:t>1</w:t>
+            </w:r>
             <w:r>
               <w:rPr>
                 <w:rFonts w:ascii="Arial" w:hAnsi="Arial" w:cs="Arial" w:hint="eastAsia"/>
                 <w:sz w:val="20"/>
                 <w:szCs w:val="20"/>
               </w:rPr>
-              <w:t>1</w:t>
+              <w:t>、</w:t>
             </w:r>
             <w:r>
               <w:rPr>
@@ -27031,7 +27094,7 @@
                 <w:sz w:val="20"/>
                 <w:szCs w:val="20"/>
               </w:rPr>
-              <w:t>、</w:t>
+              <w:t>spark</w:t>
             </w:r>
             <w:r>
               <w:rPr>
@@ -27039,7 +27102,7 @@
                 <w:sz w:val="20"/>
                 <w:szCs w:val="20"/>
               </w:rPr>
-              <w:t>spark</w:t>
+              <w:t>端创建外表映射</w:t>
             </w:r>
             <w:r>
               <w:rPr>
@@ -27047,7 +27110,7 @@
                 <w:sz w:val="20"/>
                 <w:szCs w:val="20"/>
               </w:rPr>
-              <w:t>端创建外表映射</w:t>
+              <w:t>sequoiadb</w:t>
             </w:r>
             <w:r>
               <w:rPr>
@@ -27055,25 +27118,43 @@
                 <w:sz w:val="20"/>
                 <w:szCs w:val="20"/>
               </w:rPr>
-              <w:t>sequoiadb</w:t>
-            </w:r>
+              <w:t>表</w:t>
+            </w:r>
+          </w:p>
+          <w:p>
+            <w:pPr>
+              <w:cnfStyle w:val="000000100000"/>
+              <w:rPr>
+                <w:rFonts w:ascii="Arial" w:hAnsi="Arial" w:cs="Arial"/>
+                <w:sz w:val="20"/>
+                <w:szCs w:val="20"/>
+              </w:rPr>
+            </w:pPr>
             <w:r>
               <w:rPr>
                 <w:rFonts w:ascii="Arial" w:hAnsi="Arial" w:cs="Arial" w:hint="eastAsia"/>
                 <w:sz w:val="20"/>
                 <w:szCs w:val="20"/>
               </w:rPr>
-              <w:t>表</w:t>
-            </w:r>
-          </w:p>
-          <w:p>
-            <w:pPr>
-              <w:cnfStyle w:val="000000100000"/>
+              <w:t>2</w:t>
+            </w:r>
+            <w:r>
               <w:rPr>
                 <w:rFonts w:ascii="Arial" w:hAnsi="Arial" w:cs="Arial" w:hint="eastAsia"/>
                 <w:sz w:val="20"/>
                 <w:szCs w:val="20"/>
               </w:rPr>
+              <w:t>、执行查询操作</w:t>
+            </w:r>
+          </w:p>
+          <w:p>
+            <w:pPr>
+              <w:cnfStyle w:val="000000100000"/>
+              <w:rPr>
+                <w:rFonts w:ascii="Arial" w:hAnsi="Arial" w:cs="Arial"/>
+                <w:sz w:val="20"/>
+                <w:szCs w:val="20"/>
+              </w:rPr>
             </w:pPr>
             <w:r>
               <w:rPr>
@@ -27081,7 +27162,7 @@
                 <w:sz w:val="20"/>
                 <w:szCs w:val="20"/>
               </w:rPr>
-              <w:t>2</w:t>
+              <w:t>3</w:t>
             </w:r>
             <w:r>
               <w:rPr>
@@ -27089,33 +27170,41 @@
                 <w:sz w:val="20"/>
                 <w:szCs w:val="20"/>
               </w:rPr>
-              <w:t>、执行查询操作</w:t>
-            </w:r>
-          </w:p>
-          <w:p>
-            <w:pPr>
-              <w:cnfStyle w:val="000000100000"/>
+              <w:t>、通过</w:t>
+            </w:r>
+            <w:r>
               <w:rPr>
                 <w:rFonts w:ascii="Arial" w:hAnsi="Arial" w:cs="Arial" w:hint="eastAsia"/>
                 <w:sz w:val="20"/>
                 <w:szCs w:val="20"/>
               </w:rPr>
-            </w:pPr>
+              <w:t>rest</w:t>
+            </w:r>
             <w:r>
               <w:rPr>
                 <w:rFonts w:ascii="Arial" w:hAnsi="Arial" w:cs="Arial" w:hint="eastAsia"/>
                 <w:sz w:val="20"/>
                 <w:szCs w:val="20"/>
               </w:rPr>
-              <w:t>3</w:t>
-            </w:r>
+              <w:t>接口查询分区信息和任务进度信息</w:t>
+            </w:r>
+          </w:p>
+          <w:p>
+            <w:pPr>
+              <w:cnfStyle w:val="000000100000"/>
+              <w:rPr>
+                <w:rFonts w:ascii="Arial" w:hAnsi="Arial" w:cs="Arial"/>
+                <w:sz w:val="20"/>
+                <w:szCs w:val="20"/>
+              </w:rPr>
+            </w:pPr>
             <w:r>
               <w:rPr>
                 <w:rFonts w:ascii="Arial" w:hAnsi="Arial" w:cs="Arial" w:hint="eastAsia"/>
                 <w:sz w:val="20"/>
                 <w:szCs w:val="20"/>
               </w:rPr>
-              <w:t>、通过</w:t>
+              <w:t>4</w:t>
             </w:r>
             <w:r>
               <w:rPr>
@@ -27123,15 +27212,54 @@
                 <w:sz w:val="20"/>
                 <w:szCs w:val="20"/>
               </w:rPr>
-              <w:t>rest</w:t>
-            </w:r>
+              <w:t>、检查最终查询结果</w:t>
+            </w:r>
+          </w:p>
+        </w:tc>
+        <w:tc>
+          <w:tcPr>
+            <w:tcW w:w="1696" w:type="dxa"/>
+          </w:tcPr>
+          <w:p>
+            <w:pPr>
+              <w:cnfStyle w:val="000000100000"/>
+              <w:rPr>
+                <w:rFonts w:ascii="Arial" w:hAnsi="Arial" w:cs="Arial"/>
+                <w:sz w:val="20"/>
+                <w:szCs w:val="20"/>
+              </w:rPr>
+            </w:pPr>
             <w:r>
               <w:rPr>
                 <w:rFonts w:ascii="Arial" w:hAnsi="Arial" w:cs="Arial" w:hint="eastAsia"/>
                 <w:sz w:val="20"/>
                 <w:szCs w:val="20"/>
               </w:rPr>
-              <w:t>接口查询分区信息和任务进度信息</w:t>
+              <w:t>1</w:t>
+            </w:r>
+            <w:r>
+              <w:rPr>
+                <w:rFonts w:ascii="Arial" w:hAnsi="Arial" w:cs="Arial" w:hint="eastAsia"/>
+                <w:sz w:val="20"/>
+                <w:szCs w:val="20"/>
+              </w:rPr>
+              <w:t>、</w:t>
+            </w:r>
+            <w:r>
+              <w:rPr>
+                <w:rFonts w:ascii="Arial" w:hAnsi="Arial" w:cs="Arial" w:hint="eastAsia"/>
+                <w:sz w:val="20"/>
+                <w:szCs w:val="20"/>
+              </w:rPr>
+              <w:t>rest</w:t>
+            </w:r>
+            <w:r>
+              <w:rPr>
+                <w:rFonts w:ascii="Arial" w:hAnsi="Arial" w:cs="Arial" w:hint="eastAsia"/>
+                <w:sz w:val="20"/>
+                <w:szCs w:val="20"/>
+              </w:rPr>
+              <w:t>接口查询分区信息正确、任务进度显示正确</w:t>
             </w:r>
           </w:p>
           <w:p>
@@ -27149,7 +27277,7 @@
                 <w:sz w:val="20"/>
                 <w:szCs w:val="20"/>
               </w:rPr>
-              <w:t>4</w:t>
+              <w:t>2</w:t>
             </w:r>
             <w:r>
               <w:rPr>
@@ -27157,7 +27285,7 @@
                 <w:sz w:val="20"/>
                 <w:szCs w:val="20"/>
               </w:rPr>
-              <w:t>、检查最终查询结果</w:t>
+              <w:t>、最终返回查询数据正确</w:t>
             </w:r>
           </w:p>
         </w:tc>
@@ -27165,48 +27293,6 @@
           <w:tcPr>
             <w:tcW w:w="1696" w:type="dxa"/>
           </w:tcPr>
-          <w:p>
-            <w:pPr>
-              <w:cnfStyle w:val="000000100000"/>
-              <w:rPr>
-                <w:rFonts w:ascii="Arial" w:hAnsi="Arial" w:cs="Arial" w:hint="eastAsia"/>
-                <w:sz w:val="20"/>
-                <w:szCs w:val="20"/>
-              </w:rPr>
-            </w:pPr>
-            <w:r>
-              <w:rPr>
-                <w:rFonts w:ascii="Arial" w:hAnsi="Arial" w:cs="Arial" w:hint="eastAsia"/>
-                <w:sz w:val="20"/>
-                <w:szCs w:val="20"/>
-              </w:rPr>
-              <w:t>1</w:t>
-            </w:r>
-            <w:r>
-              <w:rPr>
-                <w:rFonts w:ascii="Arial" w:hAnsi="Arial" w:cs="Arial" w:hint="eastAsia"/>
-                <w:sz w:val="20"/>
-                <w:szCs w:val="20"/>
-              </w:rPr>
-              <w:t>、</w:t>
-            </w:r>
-            <w:r>
-              <w:rPr>
-                <w:rFonts w:ascii="Arial" w:hAnsi="Arial" w:cs="Arial" w:hint="eastAsia"/>
-                <w:sz w:val="20"/>
-                <w:szCs w:val="20"/>
-              </w:rPr>
-              <w:t>rest</w:t>
-            </w:r>
-            <w:r>
-              <w:rPr>
-                <w:rFonts w:ascii="Arial" w:hAnsi="Arial" w:cs="Arial" w:hint="eastAsia"/>
-                <w:sz w:val="20"/>
-                <w:szCs w:val="20"/>
-              </w:rPr>
-              <w:t>接口查询分区信息正确、任务进度显示正确</w:t>
-            </w:r>
-          </w:p>
           <w:p>
             <w:pPr>
               <w:cnfStyle w:val="000000100000"/>
@@ -27216,37 +27302,6 @@
                 <w:szCs w:val="20"/>
               </w:rPr>
             </w:pPr>
-            <w:r>
-              <w:rPr>
-                <w:rFonts w:ascii="Arial" w:hAnsi="Arial" w:cs="Arial" w:hint="eastAsia"/>
-                <w:sz w:val="20"/>
-                <w:szCs w:val="20"/>
-              </w:rPr>
-              <w:t>2</w:t>
-            </w:r>
-            <w:r>
-              <w:rPr>
-                <w:rFonts w:ascii="Arial" w:hAnsi="Arial" w:cs="Arial" w:hint="eastAsia"/>
-                <w:sz w:val="20"/>
-                <w:szCs w:val="20"/>
-              </w:rPr>
-              <w:t>、最终返回查询数据正确</w:t>
-            </w:r>
-          </w:p>
-        </w:tc>
-        <w:tc>
-          <w:tcPr>
-            <w:tcW w:w="1696" w:type="dxa"/>
-          </w:tcPr>
-          <w:p>
-            <w:pPr>
-              <w:cnfStyle w:val="000000100000"/>
-              <w:rPr>
-                <w:rFonts w:ascii="Arial" w:hAnsi="Arial" w:cs="Arial"/>
-                <w:sz w:val="20"/>
-                <w:szCs w:val="20"/>
-              </w:rPr>
-            </w:pPr>
           </w:p>
         </w:tc>
       </w:tr>
@@ -27259,12 +27314,12 @@
       </w:pPr>
     </w:p>
     <w:sectPr>
-      <w:headerReference w:type="even" r:id="rId14"/>
-      <w:headerReference w:type="default" r:id="rId15"/>
-      <w:footerReference w:type="even" r:id="rId16"/>
-      <w:footerReference w:type="default" r:id="rId17"/>
-      <w:headerReference w:type="first" r:id="rId18"/>
-      <w:footerReference w:type="first" r:id="rId19"/>
+      <w:headerReference w:type="even" r:id="rId15"/>
+      <w:headerReference w:type="default" r:id="rId16"/>
+      <w:footerReference w:type="even" r:id="rId17"/>
+      <w:footerReference w:type="default" r:id="rId18"/>
+      <w:headerReference w:type="first" r:id="rId19"/>
+      <w:footerReference w:type="first" r:id="rId20"/>
       <w:pgSz w:w="11906" w:h="16838"/>
       <w:pgMar w:top="1312" w:right="1800" w:bottom="1440" w:left="1800" w:header="779" w:footer="992" w:gutter="0"/>
       <w:cols w:space="425"/>
@@ -27272,6 +27327,243 @@
     </w:sectPr>
   </w:body>
 </w:document>
+</file>
+
+<file path=word/comments.xml><?xml version="1.0" encoding="utf-8"?>
+<w:comments xmlns:ve="http://schemas.openxmlformats.org/markup-compatibility/2006" xmlns:o="urn:schemas-microsoft-com:office:office" xmlns:r="http://schemas.openxmlformats.org/officeDocument/2006/relationships" xmlns:m="http://schemas.openxmlformats.org/officeDocument/2006/math" xmlns:v="urn:schemas-microsoft-com:vml" xmlns:wp="http://schemas.openxmlformats.org/drawingml/2006/wordprocessingDrawing" xmlns:w10="urn:schemas-microsoft-com:office:word" xmlns:w="http://schemas.openxmlformats.org/wordprocessingml/2006/main" xmlns:wne="http://schemas.microsoft.com/office/word/2006/wordml">
+  <w:comment w:id="16" w:author="wuyan" w:date="2017-03-10T15:56:00Z" w:initials="w">
+    <w:p>
+      <w:pPr>
+        <w:pStyle w:val="CommentText"/>
+      </w:pPr>
+      <w:r>
+        <w:rPr>
+          <w:rStyle w:val="CommentReference"/>
+        </w:rPr>
+        <w:annotationRef/>
+      </w:r>
+      <w:r>
+        <w:rPr>
+          <w:rFonts w:hint="eastAsia"/>
+        </w:rPr>
+        <w:t>拷贝文件阶段</w:t>
+      </w:r>
+    </w:p>
+  </w:comment>
+  <w:comment w:id="17" w:author="wuyan" w:date="2017-03-10T16:00:00Z" w:initials="w">
+    <w:p>
+      <w:pPr>
+        <w:pStyle w:val="CommentText"/>
+      </w:pPr>
+      <w:r>
+        <w:rPr>
+          <w:rStyle w:val="CommentReference"/>
+        </w:rPr>
+        <w:annotationRef/>
+      </w:r>
+      <w:r>
+        <w:rPr>
+          <w:rFonts w:hint="eastAsia"/>
+        </w:rPr>
+        <w:t>简单验证主备一致性</w:t>
+      </w:r>
+    </w:p>
+  </w:comment>
+  <w:comment w:id="18" w:author="wuyan" w:date="2017-03-10T16:30:00Z" w:initials="w">
+    <w:p>
+      <w:pPr>
+        <w:pStyle w:val="CommentText"/>
+        <w:numPr>
+          <w:ilvl w:val="0"/>
+          <w:numId w:val="61"/>
+        </w:numPr>
+        <w:rPr>
+          <w:rFonts w:hint="eastAsia"/>
+        </w:rPr>
+      </w:pPr>
+      <w:r>
+        <w:rPr>
+          <w:rStyle w:val="CommentReference"/>
+        </w:rPr>
+        <w:annotationRef/>
+      </w:r>
+      <w:r>
+        <w:rPr>
+          <w:rFonts w:hint="eastAsia"/>
+        </w:rPr>
+        <w:t>查询过程中，查询分区即将超时卸载</w:t>
+      </w:r>
+    </w:p>
+    <w:p>
+      <w:pPr>
+        <w:pStyle w:val="CommentText"/>
+        <w:numPr>
+          <w:ilvl w:val="0"/>
+          <w:numId w:val="61"/>
+        </w:numPr>
+        <w:rPr>
+          <w:rFonts w:hint="eastAsia"/>
+        </w:rPr>
+      </w:pPr>
+      <w:r>
+        <w:rPr>
+          <w:rFonts w:hint="eastAsia"/>
+        </w:rPr>
+        <w:t>元数据删除后，目标节点异常（文件未删除）</w:t>
+      </w:r>
+      <w:r>
+        <w:rPr>
+          <w:rFonts w:hint="eastAsia"/>
+        </w:rPr>
+        <w:t>-----</w:t>
+      </w:r>
+      <w:r>
+        <w:rPr>
+          <w:rFonts w:hint="eastAsia"/>
+        </w:rPr>
+        <w:t>考虑如何执行测试？</w:t>
+      </w:r>
+    </w:p>
+    <w:p>
+      <w:pPr>
+        <w:pStyle w:val="CommentText"/>
+        <w:numPr>
+          <w:ilvl w:val="0"/>
+          <w:numId w:val="61"/>
+        </w:numPr>
+      </w:pPr>
+      <w:r>
+        <w:rPr>
+          <w:rFonts w:hint="eastAsia"/>
+        </w:rPr>
+        <w:t>元数据没有删除成功，目标节点上数据已卸载</w:t>
+      </w:r>
+      <w:r>
+        <w:rPr>
+          <w:rFonts w:hint="eastAsia"/>
+        </w:rPr>
+        <w:t>---</w:t>
+      </w:r>
+    </w:p>
+  </w:comment>
+  <w:comment w:id="19" w:author="wuyan" w:date="2017-03-10T16:18:00Z" w:initials="w">
+    <w:p>
+      <w:pPr>
+        <w:pStyle w:val="CommentText"/>
+      </w:pPr>
+      <w:r>
+        <w:rPr>
+          <w:rStyle w:val="CommentReference"/>
+        </w:rPr>
+        <w:annotationRef/>
+      </w:r>
+      <w:r>
+        <w:rPr>
+          <w:rFonts w:hint="eastAsia"/>
+        </w:rPr>
+        <w:t>考虑相同</w:t>
+      </w:r>
+      <w:r>
+        <w:rPr>
+          <w:rFonts w:hint="eastAsia"/>
+        </w:rPr>
+        <w:t>cs</w:t>
+      </w:r>
+      <w:r>
+        <w:rPr>
+          <w:rFonts w:hint="eastAsia"/>
+        </w:rPr>
+        <w:t>、不同</w:t>
+      </w:r>
+      <w:r>
+        <w:rPr>
+          <w:rFonts w:hint="eastAsia"/>
+        </w:rPr>
+        <w:t>cs</w:t>
+      </w:r>
+    </w:p>
+  </w:comment>
+  <w:comment w:id="20" w:author="wuyan" w:date="2017-03-10T16:14:00Z" w:initials="w">
+    <w:p>
+      <w:pPr>
+        <w:pStyle w:val="CommentText"/>
+      </w:pPr>
+      <w:r>
+        <w:rPr>
+          <w:rStyle w:val="CommentReference"/>
+        </w:rPr>
+        <w:annotationRef/>
+      </w:r>
+      <w:r>
+        <w:rPr>
+          <w:rFonts w:hint="eastAsia"/>
+        </w:rPr>
+        <w:t>目标节点考虑</w:t>
+      </w:r>
+      <w:r>
+        <w:rPr>
+          <w:rFonts w:hint="eastAsia"/>
+        </w:rPr>
+        <w:t>1</w:t>
+      </w:r>
+      <w:r>
+        <w:rPr>
+          <w:rFonts w:hint="eastAsia"/>
+        </w:rPr>
+        <w:t>台、</w:t>
+      </w:r>
+      <w:r>
+        <w:rPr>
+          <w:rFonts w:hint="eastAsia"/>
+        </w:rPr>
+        <w:t>3</w:t>
+      </w:r>
+      <w:r>
+        <w:rPr>
+          <w:rFonts w:hint="eastAsia"/>
+        </w:rPr>
+        <w:t>台；数据调度器考虑部署</w:t>
+      </w:r>
+      <w:r>
+        <w:rPr>
+          <w:rFonts w:hint="eastAsia"/>
+        </w:rPr>
+        <w:t>3</w:t>
+      </w:r>
+      <w:r>
+        <w:rPr>
+          <w:rFonts w:hint="eastAsia"/>
+        </w:rPr>
+        <w:t>台；考虑目标节点部分异常</w:t>
+      </w:r>
+    </w:p>
+  </w:comment>
+  <w:comment w:id="27" w:author="wuyan" w:date="2017-03-10T16:35:00Z" w:initials="w">
+    <w:p>
+      <w:pPr>
+        <w:pStyle w:val="CommentText"/>
+      </w:pPr>
+      <w:r>
+        <w:rPr>
+          <w:rStyle w:val="CommentReference"/>
+        </w:rPr>
+        <w:annotationRef/>
+      </w:r>
+      <w:r>
+        <w:rPr>
+          <w:rFonts w:hint="eastAsia"/>
+        </w:rPr>
+        <w:t>1</w:t>
+      </w:r>
+      <w:r>
+        <w:rPr>
+          <w:rFonts w:hint="eastAsia"/>
+        </w:rPr>
+        <w:t>、数据拷贝部分后异常（数据节点异常、断网）</w:t>
+      </w:r>
+    </w:p>
+  </w:comment>
+</w:comments>
 </file>
 
 <file path=word/endnotes.xml><?xml version="1.0" encoding="utf-8"?>
@@ -27334,7 +27626,7 @@
               <w:rPr>
                 <w:noProof/>
               </w:rPr>
-              <w:t>2017-3-9</w:t>
+              <w:t>2017-3-10</w:t>
             </w:r>
           </w:fldSimple>
         </w:p>
@@ -31210,6 +31502,95 @@
     </w:lvl>
   </w:abstractNum>
   <w:abstractNum w:abstractNumId="41">
+    <w:nsid w:val="521D7904"/>
+    <w:multiLevelType w:val="hybridMultilevel"/>
+    <w:tmpl w:val="F6301AFE"/>
+    <w:lvl w:ilvl="0" w:tplc="E2EC01E4">
+      <w:start w:val="1"/>
+      <w:numFmt w:val="decimal"/>
+      <w:lvlText w:val="%1、"/>
+      <w:lvlJc w:val="left"/>
+      <w:pPr>
+        <w:ind w:left="360" w:hanging="360"/>
+      </w:pPr>
+      <w:rPr>
+        <w:rFonts w:hint="default"/>
+      </w:rPr>
+    </w:lvl>
+    <w:lvl w:ilvl="1" w:tplc="04090019" w:tentative="1">
+      <w:start w:val="1"/>
+      <w:numFmt w:val="lowerLetter"/>
+      <w:lvlText w:val="%2)"/>
+      <w:lvlJc w:val="left"/>
+      <w:pPr>
+        <w:ind w:left="840" w:hanging="420"/>
+      </w:pPr>
+    </w:lvl>
+    <w:lvl w:ilvl="2" w:tplc="0409001B" w:tentative="1">
+      <w:start w:val="1"/>
+      <w:numFmt w:val="lowerRoman"/>
+      <w:lvlText w:val="%3."/>
+      <w:lvlJc w:val="right"/>
+      <w:pPr>
+        <w:ind w:left="1260" w:hanging="420"/>
+      </w:pPr>
+    </w:lvl>
+    <w:lvl w:ilvl="3" w:tplc="0409000F" w:tentative="1">
+      <w:start w:val="1"/>
+      <w:numFmt w:val="decimal"/>
+      <w:lvlText w:val="%4."/>
+      <w:lvlJc w:val="left"/>
+      <w:pPr>
+        <w:ind w:left="1680" w:hanging="420"/>
+      </w:pPr>
+    </w:lvl>
+    <w:lvl w:ilvl="4" w:tplc="04090019" w:tentative="1">
+      <w:start w:val="1"/>
+      <w:numFmt w:val="lowerLetter"/>
+      <w:lvlText w:val="%5)"/>
+      <w:lvlJc w:val="left"/>
+      <w:pPr>
+        <w:ind w:left="2100" w:hanging="420"/>
+      </w:pPr>
+    </w:lvl>
+    <w:lvl w:ilvl="5" w:tplc="0409001B" w:tentative="1">
+      <w:start w:val="1"/>
+      <w:numFmt w:val="lowerRoman"/>
+      <w:lvlText w:val="%6."/>
+      <w:lvlJc w:val="right"/>
+      <w:pPr>
+        <w:ind w:left="2520" w:hanging="420"/>
+      </w:pPr>
+    </w:lvl>
+    <w:lvl w:ilvl="6" w:tplc="0409000F" w:tentative="1">
+      <w:start w:val="1"/>
+      <w:numFmt w:val="decimal"/>
+      <w:lvlText w:val="%7."/>
+      <w:lvlJc w:val="left"/>
+      <w:pPr>
+        <w:ind w:left="2940" w:hanging="420"/>
+      </w:pPr>
+    </w:lvl>
+    <w:lvl w:ilvl="7" w:tplc="04090019" w:tentative="1">
+      <w:start w:val="1"/>
+      <w:numFmt w:val="lowerLetter"/>
+      <w:lvlText w:val="%8)"/>
+      <w:lvlJc w:val="left"/>
+      <w:pPr>
+        <w:ind w:left="3360" w:hanging="420"/>
+      </w:pPr>
+    </w:lvl>
+    <w:lvl w:ilvl="8" w:tplc="0409001B" w:tentative="1">
+      <w:start w:val="1"/>
+      <w:numFmt w:val="lowerRoman"/>
+      <w:lvlText w:val="%9."/>
+      <w:lvlJc w:val="right"/>
+      <w:pPr>
+        <w:ind w:left="3780" w:hanging="420"/>
+      </w:pPr>
+    </w:lvl>
+  </w:abstractNum>
+  <w:abstractNum w:abstractNumId="42">
     <w:nsid w:val="527C1917"/>
     <w:multiLevelType w:val="hybridMultilevel"/>
     <w:tmpl w:val="B978E728"/>
@@ -31298,7 +31679,7 @@
       </w:pPr>
     </w:lvl>
   </w:abstractNum>
-  <w:abstractNum w:abstractNumId="42">
+  <w:abstractNum w:abstractNumId="43">
     <w:nsid w:val="5359399B"/>
     <w:multiLevelType w:val="hybridMultilevel"/>
     <w:tmpl w:val="C99CF810"/>
@@ -31387,7 +31768,7 @@
       </w:pPr>
     </w:lvl>
   </w:abstractNum>
-  <w:abstractNum w:abstractNumId="43">
+  <w:abstractNum w:abstractNumId="44">
     <w:nsid w:val="57257F16"/>
     <w:multiLevelType w:val="hybridMultilevel"/>
     <w:tmpl w:val="C2ACD0D4"/>
@@ -31476,7 +31857,7 @@
       </w:pPr>
     </w:lvl>
   </w:abstractNum>
-  <w:abstractNum w:abstractNumId="44">
+  <w:abstractNum w:abstractNumId="45">
     <w:nsid w:val="5CD35DAF"/>
     <w:multiLevelType w:val="hybridMultilevel"/>
     <w:tmpl w:val="5B80CF0A"/>
@@ -31565,7 +31946,7 @@
       </w:pPr>
     </w:lvl>
   </w:abstractNum>
-  <w:abstractNum w:abstractNumId="45">
+  <w:abstractNum w:abstractNumId="46">
     <w:nsid w:val="5DAE2416"/>
     <w:multiLevelType w:val="hybridMultilevel"/>
     <w:tmpl w:val="AA228EC2"/>
@@ -31654,7 +32035,7 @@
       </w:pPr>
     </w:lvl>
   </w:abstractNum>
-  <w:abstractNum w:abstractNumId="46">
+  <w:abstractNum w:abstractNumId="47">
     <w:nsid w:val="60445765"/>
     <w:multiLevelType w:val="hybridMultilevel"/>
     <w:tmpl w:val="AA228EC2"/>
@@ -31743,7 +32124,7 @@
       </w:pPr>
     </w:lvl>
   </w:abstractNum>
-  <w:abstractNum w:abstractNumId="47">
+  <w:abstractNum w:abstractNumId="48">
     <w:nsid w:val="614D07A6"/>
     <w:multiLevelType w:val="hybridMultilevel"/>
     <w:tmpl w:val="A24CD0EA"/>
@@ -31832,7 +32213,7 @@
       </w:pPr>
     </w:lvl>
   </w:abstractNum>
-  <w:abstractNum w:abstractNumId="48">
+  <w:abstractNum w:abstractNumId="49">
     <w:nsid w:val="63546429"/>
     <w:multiLevelType w:val="multilevel"/>
     <w:tmpl w:val="FE4653A2"/>
@@ -31975,7 +32356,7 @@
       </w:rPr>
     </w:lvl>
   </w:abstractNum>
-  <w:abstractNum w:abstractNumId="49">
+  <w:abstractNum w:abstractNumId="50">
     <w:nsid w:val="6372686E"/>
     <w:multiLevelType w:val="hybridMultilevel"/>
     <w:tmpl w:val="1E4811DC"/>
@@ -32064,7 +32445,7 @@
       </w:pPr>
     </w:lvl>
   </w:abstractNum>
-  <w:abstractNum w:abstractNumId="50">
+  <w:abstractNum w:abstractNumId="51">
     <w:nsid w:val="64E439B6"/>
     <w:multiLevelType w:val="hybridMultilevel"/>
     <w:tmpl w:val="23EC83F2"/>
@@ -32153,7 +32534,7 @@
       </w:pPr>
     </w:lvl>
   </w:abstractNum>
-  <w:abstractNum w:abstractNumId="51">
+  <w:abstractNum w:abstractNumId="52">
     <w:nsid w:val="661D35F9"/>
     <w:multiLevelType w:val="multilevel"/>
     <w:tmpl w:val="661D35F9"/>
@@ -32242,7 +32623,7 @@
       </w:pPr>
     </w:lvl>
   </w:abstractNum>
-  <w:abstractNum w:abstractNumId="52">
+  <w:abstractNum w:abstractNumId="53">
     <w:nsid w:val="69DC77EB"/>
     <w:multiLevelType w:val="hybridMultilevel"/>
     <w:tmpl w:val="1E4811DC"/>
@@ -32331,7 +32712,7 @@
       </w:pPr>
     </w:lvl>
   </w:abstractNum>
-  <w:abstractNum w:abstractNumId="53">
+  <w:abstractNum w:abstractNumId="54">
     <w:nsid w:val="6BA44FA6"/>
     <w:multiLevelType w:val="hybridMultilevel"/>
     <w:tmpl w:val="BED6CCF0"/>
@@ -32420,7 +32801,7 @@
       </w:pPr>
     </w:lvl>
   </w:abstractNum>
-  <w:abstractNum w:abstractNumId="54">
+  <w:abstractNum w:abstractNumId="55">
     <w:nsid w:val="71D70D16"/>
     <w:multiLevelType w:val="hybridMultilevel"/>
     <w:tmpl w:val="B978E728"/>
@@ -32509,7 +32890,7 @@
       </w:pPr>
     </w:lvl>
   </w:abstractNum>
-  <w:abstractNum w:abstractNumId="55">
+  <w:abstractNum w:abstractNumId="56">
     <w:nsid w:val="73C235D6"/>
     <w:multiLevelType w:val="hybridMultilevel"/>
     <w:tmpl w:val="B978E728"/>
@@ -32598,7 +32979,7 @@
       </w:pPr>
     </w:lvl>
   </w:abstractNum>
-  <w:abstractNum w:abstractNumId="56">
+  <w:abstractNum w:abstractNumId="57">
     <w:nsid w:val="74DC6EFA"/>
     <w:multiLevelType w:val="hybridMultilevel"/>
     <w:tmpl w:val="4EDEF752"/>
@@ -32687,7 +33068,7 @@
       </w:pPr>
     </w:lvl>
   </w:abstractNum>
-  <w:abstractNum w:abstractNumId="57">
+  <w:abstractNum w:abstractNumId="58">
     <w:nsid w:val="770E2387"/>
     <w:multiLevelType w:val="hybridMultilevel"/>
     <w:tmpl w:val="41D4E9B2"/>
@@ -32776,7 +33157,7 @@
       </w:pPr>
     </w:lvl>
   </w:abstractNum>
-  <w:abstractNum w:abstractNumId="58">
+  <w:abstractNum w:abstractNumId="59">
     <w:nsid w:val="780A7916"/>
     <w:multiLevelType w:val="hybridMultilevel"/>
     <w:tmpl w:val="5B80CF0A"/>
@@ -32865,7 +33246,7 @@
       </w:pPr>
     </w:lvl>
   </w:abstractNum>
-  <w:abstractNum w:abstractNumId="59">
+  <w:abstractNum w:abstractNumId="60">
     <w:nsid w:val="7D380E2E"/>
     <w:multiLevelType w:val="hybridMultilevel"/>
     <w:tmpl w:val="BED6CCF0"/>
@@ -32955,7 +33336,7 @@
     </w:lvl>
   </w:abstractNum>
   <w:num w:numId="1">
-    <w:abstractNumId w:val="48"/>
+    <w:abstractNumId w:val="49"/>
   </w:num>
   <w:num w:numId="2">
     <w:abstractNumId w:val="31"/>
@@ -32997,7 +33378,7 @@
     <w:abstractNumId w:val="40"/>
   </w:num>
   <w:num w:numId="6">
-    <w:abstractNumId w:val="51"/>
+    <w:abstractNumId w:val="52"/>
   </w:num>
   <w:num w:numId="7">
     <w:abstractNumId w:val="17"/>
@@ -33021,16 +33402,16 @@
     <w:abstractNumId w:val="9"/>
   </w:num>
   <w:num w:numId="14">
-    <w:abstractNumId w:val="42"/>
+    <w:abstractNumId w:val="43"/>
   </w:num>
   <w:num w:numId="15">
     <w:abstractNumId w:val="35"/>
   </w:num>
   <w:num w:numId="16">
-    <w:abstractNumId w:val="57"/>
+    <w:abstractNumId w:val="58"/>
   </w:num>
   <w:num w:numId="17">
-    <w:abstractNumId w:val="41"/>
+    <w:abstractNumId w:val="42"/>
   </w:num>
   <w:num w:numId="18">
     <w:abstractNumId w:val="4"/>
@@ -33039,10 +33420,10 @@
     <w:abstractNumId w:val="29"/>
   </w:num>
   <w:num w:numId="20">
-    <w:abstractNumId w:val="50"/>
+    <w:abstractNumId w:val="51"/>
   </w:num>
   <w:num w:numId="21">
-    <w:abstractNumId w:val="47"/>
+    <w:abstractNumId w:val="48"/>
   </w:num>
   <w:num w:numId="22">
     <w:abstractNumId w:val="14"/>
@@ -33054,13 +33435,13 @@
     <w:abstractNumId w:val="18"/>
   </w:num>
   <w:num w:numId="25">
-    <w:abstractNumId w:val="59"/>
+    <w:abstractNumId w:val="60"/>
   </w:num>
   <w:num w:numId="26">
     <w:abstractNumId w:val="34"/>
   </w:num>
   <w:num w:numId="27">
-    <w:abstractNumId w:val="56"/>
+    <w:abstractNumId w:val="57"/>
   </w:num>
   <w:num w:numId="28">
     <w:abstractNumId w:val="2"/>
@@ -33072,7 +33453,7 @@
     <w:abstractNumId w:val="19"/>
   </w:num>
   <w:num w:numId="31">
-    <w:abstractNumId w:val="49"/>
+    <w:abstractNumId w:val="50"/>
   </w:num>
   <w:num w:numId="32">
     <w:abstractNumId w:val="24"/>
@@ -33084,25 +33465,25 @@
     <w:abstractNumId w:val="13"/>
   </w:num>
   <w:num w:numId="35">
-    <w:abstractNumId w:val="52"/>
+    <w:abstractNumId w:val="53"/>
   </w:num>
   <w:num w:numId="36">
-    <w:abstractNumId w:val="58"/>
+    <w:abstractNumId w:val="59"/>
   </w:num>
   <w:num w:numId="37">
     <w:abstractNumId w:val="7"/>
   </w:num>
   <w:num w:numId="38">
-    <w:abstractNumId w:val="46"/>
+    <w:abstractNumId w:val="47"/>
   </w:num>
   <w:num w:numId="39">
-    <w:abstractNumId w:val="55"/>
+    <w:abstractNumId w:val="56"/>
   </w:num>
   <w:num w:numId="40">
     <w:abstractNumId w:val="11"/>
   </w:num>
   <w:num w:numId="41">
-    <w:abstractNumId w:val="54"/>
+    <w:abstractNumId w:val="55"/>
   </w:num>
   <w:num w:numId="42">
     <w:abstractNumId w:val="33"/>
@@ -33117,10 +33498,10 @@
     <w:abstractNumId w:val="38"/>
   </w:num>
   <w:num w:numId="46">
-    <w:abstractNumId w:val="53"/>
+    <w:abstractNumId w:val="54"/>
   </w:num>
   <w:num w:numId="47">
-    <w:abstractNumId w:val="43"/>
+    <w:abstractNumId w:val="44"/>
   </w:num>
   <w:num w:numId="48">
     <w:abstractNumId w:val="5"/>
@@ -33138,7 +33519,7 @@
     <w:abstractNumId w:val="28"/>
   </w:num>
   <w:num w:numId="53">
-    <w:abstractNumId w:val="44"/>
+    <w:abstractNumId w:val="45"/>
   </w:num>
   <w:num w:numId="54">
     <w:abstractNumId w:val="32"/>
@@ -33150,7 +33531,7 @@
     <w:abstractNumId w:val="37"/>
   </w:num>
   <w:num w:numId="57">
-    <w:abstractNumId w:val="45"/>
+    <w:abstractNumId w:val="46"/>
   </w:num>
   <w:num w:numId="58">
     <w:abstractNumId w:val="8"/>
@@ -33160,6 +33541,9 @@
   </w:num>
   <w:num w:numId="60">
     <w:abstractNumId w:val="26"/>
+  </w:num>
+  <w:num w:numId="61">
+    <w:abstractNumId w:val="41"/>
   </w:num>
   <w:numIdMacAtCleanup w:val="60"/>
 </w:numbering>
@@ -35033,19 +35417,6 @@
 </file>
 
 <file path=customXml/item1.xml><?xml version="1.0" encoding="utf-8"?>
-<b:Sources xmlns:b="http://schemas.openxmlformats.org/officeDocument/2006/bibliography" xmlns="http://schemas.openxmlformats.org/officeDocument/2006/bibliography" SelectedStyle="\APA.XSL" StyleName="APA"/>
-</file>
-
-<file path=customXml/item2.xml><?xml version="1.0" encoding="utf-8"?>
-<?mso-contentType ?>
-<FormTemplates xmlns="http://schemas.microsoft.com/sharepoint/v3/contenttype/forms">
-  <Display>DocumentLibraryForm</Display>
-  <Edit>DocumentLibraryForm</Edit>
-  <New>DocumentLibraryForm</New>
-</FormTemplates>
-</file>
-
-<file path=customXml/item3.xml><?xml version="1.0" encoding="utf-8"?>
 <ct:contentTypeSchema xmlns:ct="http://schemas.microsoft.com/office/2006/metadata/contentType" xmlns:ma="http://schemas.microsoft.com/office/2006/metadata/properties/metaAttributes" ct:_="" ma:_="" ma:contentTypeName="Document" ma:contentTypeID="0x010100C9D738FE56F9DD4F818CEE0622FC80C0" ma:contentTypeVersion="0" ma:contentTypeDescription="Create a new document." ma:contentTypeScope="" ma:versionID="c733d375e9f13075cc482d188b8bae2c">
   <xsd:schema xmlns:xsd="http://www.w3.org/2001/XMLSchema" xmlns:p="http://schemas.microsoft.com/office/2006/metadata/properties" targetNamespace="http://schemas.microsoft.com/office/2006/metadata/properties" ma:root="true" ma:fieldsID="4aeb20c0e3442673af7ee10786458764">
     <xsd:element name="properties">
@@ -35094,6 +35465,19 @@
 </ct:contentTypeSchema>
 </file>
 
+<file path=customXml/item2.xml><?xml version="1.0" encoding="utf-8"?>
+<?mso-contentType ?>
+<FormTemplates xmlns="http://schemas.microsoft.com/sharepoint/v3/contenttype/forms">
+  <Display>DocumentLibraryForm</Display>
+  <Edit>DocumentLibraryForm</Edit>
+  <New>DocumentLibraryForm</New>
+</FormTemplates>
+</file>
+
+<file path=customXml/item3.xml><?xml version="1.0" encoding="utf-8"?>
+<b:Sources xmlns:b="http://schemas.openxmlformats.org/officeDocument/2006/bibliography" xmlns="http://schemas.openxmlformats.org/officeDocument/2006/bibliography" SelectedStyle="\APA.XSL" StyleName="APA"/>
+</file>
+
 <file path=customXml/item4.xml><?xml version="1.0" encoding="utf-8"?>
 <p:properties xmlns:p="http://schemas.microsoft.com/office/2006/metadata/properties" xmlns:xsi="http://www.w3.org/2001/XMLSchema-instance">
   <documentManagement/>
@@ -35101,22 +35485,6 @@
 </file>
 
 <file path=customXml/itemProps1.xml><?xml version="1.0" encoding="utf-8"?>
-<ds:datastoreItem xmlns:ds="http://schemas.openxmlformats.org/officeDocument/2006/customXml" ds:itemID="{D6648C54-8187-44E1-87E4-31472845379A}">
-  <ds:schemaRefs>
-    <ds:schemaRef ds:uri="http://schemas.openxmlformats.org/officeDocument/2006/bibliography"/>
-  </ds:schemaRefs>
-</ds:datastoreItem>
-</file>
-
-<file path=customXml/itemProps2.xml><?xml version="1.0" encoding="utf-8"?>
-<ds:datastoreItem xmlns:ds="http://schemas.openxmlformats.org/officeDocument/2006/customXml" ds:itemID="{9C2CE626-7193-49AD-BC45-D7AF4DFA65A4}">
-  <ds:schemaRefs>
-    <ds:schemaRef ds:uri="http://schemas.microsoft.com/sharepoint/v3/contenttype/forms"/>
-  </ds:schemaRefs>
-</ds:datastoreItem>
-</file>
-
-<file path=customXml/itemProps3.xml><?xml version="1.0" encoding="utf-8"?>
 <ds:datastoreItem xmlns:ds="http://schemas.openxmlformats.org/officeDocument/2006/customXml" ds:itemID="{94CFB702-9C76-4C98-BCB1-FF31686087A1}">
   <ds:schemaRefs>
     <ds:schemaRef ds:uri="http://schemas.microsoft.com/office/2006/metadata/contentType"/>
@@ -35131,6 +35499,22 @@
 </ds:datastoreItem>
 </file>
 
+<file path=customXml/itemProps2.xml><?xml version="1.0" encoding="utf-8"?>
+<ds:datastoreItem xmlns:ds="http://schemas.openxmlformats.org/officeDocument/2006/customXml" ds:itemID="{9C2CE626-7193-49AD-BC45-D7AF4DFA65A4}">
+  <ds:schemaRefs>
+    <ds:schemaRef ds:uri="http://schemas.microsoft.com/sharepoint/v3/contenttype/forms"/>
+  </ds:schemaRefs>
+</ds:datastoreItem>
+</file>
+
+<file path=customXml/itemProps3.xml><?xml version="1.0" encoding="utf-8"?>
+<ds:datastoreItem xmlns:ds="http://schemas.openxmlformats.org/officeDocument/2006/customXml" ds:itemID="{D6648C54-8187-44E1-87E4-31472845379A}">
+  <ds:schemaRefs>
+    <ds:schemaRef ds:uri="http://schemas.openxmlformats.org/officeDocument/2006/bibliography"/>
+  </ds:schemaRefs>
+</ds:datastoreItem>
+</file>
+
 <file path=customXml/itemProps4.xml><?xml version="1.0" encoding="utf-8"?>
 <ds:datastoreItem xmlns:ds="http://schemas.openxmlformats.org/officeDocument/2006/customXml" ds:itemID="{283A67FA-FB68-40D1-A1FD-BD4AEE599422}">
   <ds:schemaRefs>
